--- a/2nd lab/report.docx
+++ b/2nd lab/report.docx
@@ -238,7 +238,23 @@
           <w:sz w:val="28"/>
           <w:szCs w:val="28"/>
         </w:rPr>
-        <w:t xml:space="preserve">                                                                              «_____» ______________ 2023 г.</w:t>
+        <w:t xml:space="preserve">                                                                              «_____» ______________ 202</w:t>
+      </w:r>
+      <w:r>
+        <w:rPr>
+          <w:rFonts w:ascii="Times New Roman" w:hAnsi="Times New Roman" w:cs="Times New Roman"/>
+          <w:sz w:val="28"/>
+          <w:szCs w:val="28"/>
+        </w:rPr>
+        <w:t>4</w:t>
+      </w:r>
+      <w:r>
+        <w:rPr>
+          <w:rFonts w:ascii="Times New Roman" w:hAnsi="Times New Roman" w:cs="Times New Roman"/>
+          <w:sz w:val="28"/>
+          <w:szCs w:val="28"/>
+        </w:rPr>
+        <w:t xml:space="preserve"> г.</w:t>
       </w:r>
     </w:p>
     <w:p>
@@ -629,88 +645,208 @@
           <w:szCs w:val="28"/>
           <w:shd w:val="clear" w:color="auto" w:fill="FFFFFF"/>
         </w:rPr>
-        <w:t>Барнаул 2023</w:t>
-      </w:r>
-    </w:p>
-    <w:p>
-      <w:pPr>
-        <w:jc w:val="center"/>
-        <w:rPr>
-          <w:rStyle w:val="a3"/>
-          <w:b w:val="0"/>
-          <w:color w:val="444444"/>
-          <w:sz w:val="28"/>
-          <w:szCs w:val="28"/>
-          <w:shd w:val="clear" w:color="auto" w:fill="FFFFFF"/>
-        </w:rPr>
-      </w:pPr>
-    </w:p>
-    <w:p>
-      <w:pPr>
-        <w:jc w:val="center"/>
-        <w:rPr>
-          <w:rStyle w:val="a3"/>
-          <w:b w:val="0"/>
-          <w:color w:val="444444"/>
-          <w:sz w:val="28"/>
-          <w:szCs w:val="28"/>
-          <w:shd w:val="clear" w:color="auto" w:fill="FFFFFF"/>
-        </w:rPr>
-      </w:pPr>
-    </w:p>
-    <w:p>
-      <w:pPr>
-        <w:jc w:val="center"/>
-        <w:rPr>
-          <w:rStyle w:val="a3"/>
-          <w:b w:val="0"/>
-          <w:color w:val="444444"/>
-          <w:sz w:val="28"/>
-          <w:szCs w:val="28"/>
-          <w:shd w:val="clear" w:color="auto" w:fill="FFFFFF"/>
-        </w:rPr>
-      </w:pPr>
-    </w:p>
-    <w:p>
-      <w:pPr>
-        <w:jc w:val="center"/>
-        <w:rPr>
-          <w:rStyle w:val="a3"/>
-          <w:b w:val="0"/>
-          <w:color w:val="444444"/>
-          <w:sz w:val="28"/>
-          <w:szCs w:val="28"/>
-          <w:shd w:val="clear" w:color="auto" w:fill="FFFFFF"/>
-        </w:rPr>
-      </w:pPr>
-    </w:p>
-    <w:p>
-      <w:pPr>
-        <w:jc w:val="center"/>
-        <w:rPr>
-          <w:rStyle w:val="a3"/>
-          <w:b w:val="0"/>
-          <w:color w:val="444444"/>
-          <w:sz w:val="28"/>
-          <w:szCs w:val="28"/>
-          <w:shd w:val="clear" w:color="auto" w:fill="FFFFFF"/>
-        </w:rPr>
-      </w:pPr>
-    </w:p>
-    <w:p>
-      <w:pPr>
-        <w:jc w:val="center"/>
-        <w:rPr>
-          <w:rStyle w:val="a3"/>
-          <w:b w:val="0"/>
-          <w:color w:val="444444"/>
-          <w:sz w:val="28"/>
-          <w:szCs w:val="28"/>
-          <w:shd w:val="clear" w:color="auto" w:fill="FFFFFF"/>
-        </w:rPr>
-      </w:pPr>
-      <w:r>
-        <w:rPr>
+        <w:t>Барнаул 202</w:t>
+      </w:r>
+      <w:r>
+        <w:rPr>
+          <w:rStyle w:val="a3"/>
+          <w:b w:val="0"/>
+          <w:color w:val="444444"/>
+          <w:sz w:val="28"/>
+          <w:szCs w:val="28"/>
+          <w:shd w:val="clear" w:color="auto" w:fill="FFFFFF"/>
+        </w:rPr>
+        <w:t>4</w:t>
+      </w:r>
+    </w:p>
+    <w:p>
+      <w:pPr>
+        <w:spacing w:after="0" w:line="360" w:lineRule="auto"/>
+        <w:ind w:firstLine="851"/>
+        <w:jc w:val="both"/>
+        <w:rPr>
+          <w:rStyle w:val="a3"/>
+          <w:rFonts w:ascii="Times New Roman" w:hAnsi="Times New Roman" w:cs="Times New Roman"/>
+          <w:b w:val="0"/>
+          <w:color w:val="444444"/>
+          <w:sz w:val="28"/>
+          <w:szCs w:val="28"/>
+          <w:shd w:val="clear" w:color="auto" w:fill="FFFFFF"/>
+        </w:rPr>
+      </w:pPr>
+      <w:r>
+        <w:rPr>
+          <w:rStyle w:val="a3"/>
+          <w:rFonts w:ascii="Times New Roman" w:hAnsi="Times New Roman" w:cs="Times New Roman"/>
+          <w:b w:val="0"/>
+          <w:color w:val="444444"/>
+          <w:sz w:val="28"/>
+          <w:szCs w:val="28"/>
+          <w:shd w:val="clear" w:color="auto" w:fill="FFFFFF"/>
+        </w:rPr>
+        <w:lastRenderedPageBreak/>
+        <w:t>Цель работы: изучить условные операторы и ветвления.</w:t>
+      </w:r>
+    </w:p>
+    <w:p>
+      <w:pPr>
+        <w:spacing w:after="0" w:line="360" w:lineRule="auto"/>
+        <w:ind w:firstLine="851"/>
+        <w:jc w:val="both"/>
+        <w:rPr>
+          <w:rStyle w:val="a3"/>
+          <w:rFonts w:ascii="Times New Roman" w:hAnsi="Times New Roman" w:cs="Times New Roman"/>
+          <w:b w:val="0"/>
+          <w:color w:val="444444"/>
+          <w:sz w:val="28"/>
+          <w:szCs w:val="28"/>
+          <w:shd w:val="clear" w:color="auto" w:fill="FFFFFF"/>
+        </w:rPr>
+      </w:pPr>
+    </w:p>
+    <w:p>
+      <w:pPr>
+        <w:spacing w:after="0" w:line="360" w:lineRule="auto"/>
+        <w:ind w:firstLine="851"/>
+        <w:jc w:val="both"/>
+        <w:rPr>
+          <w:rStyle w:val="a3"/>
+          <w:rFonts w:ascii="Times New Roman" w:hAnsi="Times New Roman" w:cs="Times New Roman"/>
+          <w:b w:val="0"/>
+          <w:color w:val="444444"/>
+          <w:sz w:val="28"/>
+          <w:szCs w:val="28"/>
+          <w:shd w:val="clear" w:color="auto" w:fill="FFFFFF"/>
+        </w:rPr>
+      </w:pPr>
+      <w:r>
+        <w:rPr>
+          <w:rStyle w:val="a3"/>
+          <w:rFonts w:ascii="Times New Roman" w:hAnsi="Times New Roman" w:cs="Times New Roman"/>
+          <w:b w:val="0"/>
+          <w:color w:val="444444"/>
+          <w:sz w:val="28"/>
+          <w:szCs w:val="28"/>
+          <w:shd w:val="clear" w:color="auto" w:fill="FFFFFF"/>
+        </w:rPr>
+        <w:t xml:space="preserve">Задания из варианта 9 выполнены в </w:t>
+      </w:r>
+      <w:r>
+        <w:rPr>
+          <w:rStyle w:val="a3"/>
+          <w:rFonts w:ascii="Times New Roman" w:hAnsi="Times New Roman" w:cs="Times New Roman"/>
+          <w:b w:val="0"/>
+          <w:color w:val="444444"/>
+          <w:sz w:val="28"/>
+          <w:szCs w:val="28"/>
+          <w:shd w:val="clear" w:color="auto" w:fill="FFFFFF"/>
+          <w:lang w:val="en-US"/>
+        </w:rPr>
+        <w:t>IDE</w:t>
+      </w:r>
+      <w:r>
+        <w:rPr>
+          <w:rStyle w:val="a3"/>
+          <w:rFonts w:ascii="Times New Roman" w:hAnsi="Times New Roman" w:cs="Times New Roman"/>
+          <w:b w:val="0"/>
+          <w:color w:val="444444"/>
+          <w:sz w:val="28"/>
+          <w:szCs w:val="28"/>
+          <w:shd w:val="clear" w:color="auto" w:fill="FFFFFF"/>
+        </w:rPr>
+        <w:t xml:space="preserve"> </w:t>
+      </w:r>
+      <w:r>
+        <w:rPr>
+          <w:rStyle w:val="a3"/>
+          <w:rFonts w:ascii="Times New Roman" w:hAnsi="Times New Roman" w:cs="Times New Roman"/>
+          <w:b w:val="0"/>
+          <w:color w:val="444444"/>
+          <w:sz w:val="28"/>
+          <w:szCs w:val="28"/>
+          <w:shd w:val="clear" w:color="auto" w:fill="FFFFFF"/>
+          <w:lang w:val="en-US"/>
+        </w:rPr>
+        <w:t>VS</w:t>
+      </w:r>
+      <w:r>
+        <w:rPr>
+          <w:rStyle w:val="a3"/>
+          <w:rFonts w:ascii="Times New Roman" w:hAnsi="Times New Roman" w:cs="Times New Roman"/>
+          <w:b w:val="0"/>
+          <w:color w:val="444444"/>
+          <w:sz w:val="28"/>
+          <w:szCs w:val="28"/>
+          <w:shd w:val="clear" w:color="auto" w:fill="FFFFFF"/>
+        </w:rPr>
+        <w:t xml:space="preserve"> </w:t>
+      </w:r>
+      <w:r>
+        <w:rPr>
+          <w:rStyle w:val="a3"/>
+          <w:rFonts w:ascii="Times New Roman" w:hAnsi="Times New Roman" w:cs="Times New Roman"/>
+          <w:b w:val="0"/>
+          <w:color w:val="444444"/>
+          <w:sz w:val="28"/>
+          <w:szCs w:val="28"/>
+          <w:shd w:val="clear" w:color="auto" w:fill="FFFFFF"/>
+          <w:lang w:val="en-US"/>
+        </w:rPr>
+        <w:t>Code</w:t>
+      </w:r>
+      <w:r>
+        <w:rPr>
+          <w:rStyle w:val="a3"/>
+          <w:rFonts w:ascii="Times New Roman" w:hAnsi="Times New Roman" w:cs="Times New Roman"/>
+          <w:b w:val="0"/>
+          <w:color w:val="444444"/>
+          <w:sz w:val="28"/>
+          <w:szCs w:val="28"/>
+          <w:shd w:val="clear" w:color="auto" w:fill="FFFFFF"/>
+        </w:rPr>
+        <w:t>,</w:t>
+      </w:r>
+      <w:r>
+        <w:rPr>
+          <w:rStyle w:val="a3"/>
+          <w:rFonts w:ascii="Times New Roman" w:hAnsi="Times New Roman" w:cs="Times New Roman"/>
+          <w:b w:val="0"/>
+          <w:color w:val="444444"/>
+          <w:sz w:val="28"/>
+          <w:szCs w:val="28"/>
+          <w:shd w:val="clear" w:color="auto" w:fill="FFFFFF"/>
+        </w:rPr>
+        <w:t xml:space="preserve"> скриншоты программ приведены на рисунках 1-4.</w:t>
+      </w:r>
+    </w:p>
+    <w:p>
+      <w:pPr>
+        <w:rPr>
+          <w:rStyle w:val="a3"/>
+          <w:b w:val="0"/>
+          <w:color w:val="444444"/>
+          <w:sz w:val="28"/>
+          <w:szCs w:val="28"/>
+          <w:shd w:val="clear" w:color="auto" w:fill="FFFFFF"/>
+        </w:rPr>
+      </w:pPr>
+    </w:p>
+    <w:p>
+      <w:pPr>
+        <w:spacing w:after="0" w:line="240" w:lineRule="auto"/>
+        <w:jc w:val="center"/>
+        <w:rPr>
+          <w:rStyle w:val="a3"/>
+          <w:b w:val="0"/>
+          <w:color w:val="444444"/>
+          <w:sz w:val="28"/>
+          <w:szCs w:val="28"/>
+          <w:shd w:val="clear" w:color="auto" w:fill="FFFFFF"/>
+        </w:rPr>
+      </w:pPr>
+      <w:r>
+        <w:rPr>
+          <w:rFonts w:ascii="Times New Roman" w:hAnsi="Times New Roman" w:cs="Times New Roman"/>
           <w:noProof/>
           <w:lang w:eastAsia="ru-RU"/>
         </w:rPr>
@@ -753,39 +889,48 @@
     </w:p>
     <w:p>
       <w:pPr>
-        <w:jc w:val="center"/>
-        <w:rPr>
-          <w:rStyle w:val="a3"/>
-          <w:b w:val="0"/>
-          <w:color w:val="444444"/>
-          <w:sz w:val="28"/>
-          <w:szCs w:val="28"/>
-          <w:shd w:val="clear" w:color="auto" w:fill="FFFFFF"/>
-        </w:rPr>
-      </w:pPr>
-    </w:p>
-    <w:p>
-      <w:pPr>
-        <w:jc w:val="center"/>
-        <w:rPr>
-          <w:rStyle w:val="a3"/>
-          <w:b w:val="0"/>
-          <w:color w:val="444444"/>
-          <w:sz w:val="28"/>
-          <w:szCs w:val="28"/>
-          <w:shd w:val="clear" w:color="auto" w:fill="FFFFFF"/>
-        </w:rPr>
-      </w:pPr>
-    </w:p>
-    <w:p>
-      <w:pPr>
-        <w:jc w:val="center"/>
-        <w:rPr>
-          <w:rStyle w:val="a3"/>
-          <w:b w:val="0"/>
-          <w:color w:val="444444"/>
-          <w:sz w:val="28"/>
-          <w:szCs w:val="28"/>
+        <w:spacing w:after="0" w:line="360" w:lineRule="auto"/>
+        <w:jc w:val="center"/>
+        <w:rPr>
+          <w:rStyle w:val="a3"/>
+          <w:rFonts w:ascii="Times New Roman" w:hAnsi="Times New Roman" w:cs="Times New Roman"/>
+          <w:b w:val="0"/>
+          <w:color w:val="444444"/>
+          <w:shd w:val="clear" w:color="auto" w:fill="FFFFFF"/>
+        </w:rPr>
+      </w:pPr>
+      <w:r>
+        <w:rPr>
+          <w:rStyle w:val="a3"/>
+          <w:rFonts w:ascii="Times New Roman" w:hAnsi="Times New Roman" w:cs="Times New Roman"/>
+          <w:b w:val="0"/>
+          <w:color w:val="444444"/>
+          <w:shd w:val="clear" w:color="auto" w:fill="FFFFFF"/>
+        </w:rPr>
+        <w:t>Рисунок 1 – Программа 1</w:t>
+      </w:r>
+    </w:p>
+    <w:p>
+      <w:pPr>
+        <w:rPr>
+          <w:rStyle w:val="a3"/>
+          <w:b w:val="0"/>
+          <w:color w:val="444444"/>
+          <w:sz w:val="28"/>
+          <w:szCs w:val="28"/>
+          <w:shd w:val="clear" w:color="auto" w:fill="FFFFFF"/>
+        </w:rPr>
+      </w:pPr>
+    </w:p>
+    <w:p>
+      <w:pPr>
+        <w:spacing w:after="0" w:line="240" w:lineRule="auto"/>
+        <w:jc w:val="center"/>
+        <w:rPr>
+          <w:rStyle w:val="a3"/>
+          <w:rFonts w:ascii="Times New Roman" w:hAnsi="Times New Roman" w:cs="Times New Roman"/>
+          <w:b w:val="0"/>
+          <w:color w:val="444444"/>
           <w:shd w:val="clear" w:color="auto" w:fill="FFFFFF"/>
         </w:rPr>
       </w:pPr>
@@ -833,13 +978,49 @@
     </w:p>
     <w:p>
       <w:pPr>
-        <w:jc w:val="center"/>
-        <w:rPr>
-          <w:rStyle w:val="a3"/>
-          <w:b w:val="0"/>
-          <w:color w:val="444444"/>
-          <w:sz w:val="28"/>
-          <w:szCs w:val="28"/>
+        <w:spacing w:after="0" w:line="360" w:lineRule="auto"/>
+        <w:jc w:val="center"/>
+        <w:rPr>
+          <w:rStyle w:val="a3"/>
+          <w:rFonts w:ascii="Times New Roman" w:hAnsi="Times New Roman" w:cs="Times New Roman"/>
+          <w:b w:val="0"/>
+          <w:color w:val="444444"/>
+          <w:shd w:val="clear" w:color="auto" w:fill="FFFFFF"/>
+        </w:rPr>
+      </w:pPr>
+      <w:r>
+        <w:rPr>
+          <w:rStyle w:val="a3"/>
+          <w:rFonts w:ascii="Times New Roman" w:hAnsi="Times New Roman" w:cs="Times New Roman"/>
+          <w:b w:val="0"/>
+          <w:color w:val="444444"/>
+          <w:shd w:val="clear" w:color="auto" w:fill="FFFFFF"/>
+        </w:rPr>
+        <w:t>Рисунок 2 – Программа 2</w:t>
+      </w:r>
+    </w:p>
+    <w:p>
+      <w:pPr>
+        <w:spacing w:after="0" w:line="360" w:lineRule="auto"/>
+        <w:jc w:val="center"/>
+        <w:rPr>
+          <w:rStyle w:val="a3"/>
+          <w:rFonts w:ascii="Times New Roman" w:hAnsi="Times New Roman" w:cs="Times New Roman"/>
+          <w:b w:val="0"/>
+          <w:color w:val="444444"/>
+          <w:shd w:val="clear" w:color="auto" w:fill="FFFFFF"/>
+        </w:rPr>
+      </w:pPr>
+    </w:p>
+    <w:p>
+      <w:pPr>
+        <w:spacing w:after="0" w:line="240" w:lineRule="auto"/>
+        <w:jc w:val="center"/>
+        <w:rPr>
+          <w:rStyle w:val="a3"/>
+          <w:rFonts w:ascii="Times New Roman" w:hAnsi="Times New Roman" w:cs="Times New Roman"/>
+          <w:b w:val="0"/>
+          <w:color w:val="444444"/>
           <w:shd w:val="clear" w:color="auto" w:fill="FFFFFF"/>
         </w:rPr>
       </w:pPr>
@@ -884,18 +1065,39 @@
           </wp:inline>
         </w:drawing>
       </w:r>
-      <w:bookmarkStart w:id="0" w:name="_GoBack"/>
-      <w:bookmarkEnd w:id="0"/>
-    </w:p>
-    <w:p>
-      <w:pPr>
-        <w:jc w:val="center"/>
-        <w:rPr>
-          <w:rStyle w:val="a3"/>
-          <w:b w:val="0"/>
-          <w:color w:val="444444"/>
-          <w:sz w:val="28"/>
-          <w:szCs w:val="28"/>
+    </w:p>
+    <w:p>
+      <w:pPr>
+        <w:spacing w:after="0" w:line="360" w:lineRule="auto"/>
+        <w:jc w:val="center"/>
+        <w:rPr>
+          <w:rStyle w:val="a3"/>
+          <w:rFonts w:ascii="Times New Roman" w:hAnsi="Times New Roman" w:cs="Times New Roman"/>
+          <w:b w:val="0"/>
+          <w:color w:val="444444"/>
+          <w:shd w:val="clear" w:color="auto" w:fill="FFFFFF"/>
+        </w:rPr>
+      </w:pPr>
+      <w:r>
+        <w:rPr>
+          <w:rStyle w:val="a3"/>
+          <w:rFonts w:ascii="Times New Roman" w:hAnsi="Times New Roman" w:cs="Times New Roman"/>
+          <w:b w:val="0"/>
+          <w:color w:val="444444"/>
+          <w:shd w:val="clear" w:color="auto" w:fill="FFFFFF"/>
+        </w:rPr>
+        <w:t>Рисунок 3 – Программа 3</w:t>
+      </w:r>
+    </w:p>
+    <w:p>
+      <w:pPr>
+        <w:spacing w:after="0" w:line="240" w:lineRule="auto"/>
+        <w:jc w:val="center"/>
+        <w:rPr>
+          <w:rStyle w:val="a3"/>
+          <w:rFonts w:ascii="Times New Roman" w:hAnsi="Times New Roman" w:cs="Times New Roman"/>
+          <w:b w:val="0"/>
+          <w:color w:val="444444"/>
           <w:shd w:val="clear" w:color="auto" w:fill="FFFFFF"/>
         </w:rPr>
       </w:pPr>
@@ -944,16 +1146,27 @@
     </w:p>
     <w:p>
       <w:pPr>
-        <w:jc w:val="center"/>
-        <w:rPr>
-          <w:rStyle w:val="a3"/>
-          <w:b w:val="0"/>
-          <w:color w:val="444444"/>
-          <w:sz w:val="28"/>
-          <w:szCs w:val="28"/>
-          <w:shd w:val="clear" w:color="auto" w:fill="FFFFFF"/>
-        </w:rPr>
-      </w:pPr>
+        <w:spacing w:after="0" w:line="360" w:lineRule="auto"/>
+        <w:contextualSpacing/>
+        <w:jc w:val="center"/>
+        <w:rPr>
+          <w:rStyle w:val="a3"/>
+          <w:rFonts w:ascii="Times New Roman" w:hAnsi="Times New Roman" w:cs="Times New Roman"/>
+          <w:b w:val="0"/>
+          <w:color w:val="444444"/>
+          <w:shd w:val="clear" w:color="auto" w:fill="FFFFFF"/>
+        </w:rPr>
+      </w:pPr>
+      <w:r>
+        <w:rPr>
+          <w:rStyle w:val="a3"/>
+          <w:rFonts w:ascii="Times New Roman" w:hAnsi="Times New Roman" w:cs="Times New Roman"/>
+          <w:b w:val="0"/>
+          <w:color w:val="444444"/>
+          <w:shd w:val="clear" w:color="auto" w:fill="FFFFFF"/>
+        </w:rPr>
+        <w:t>Рисунок 4 – Программа 4</w:t>
+      </w:r>
     </w:p>
     <w:p>
       <w:pPr>
@@ -969,6 +1182,2119 @@
       </w:pPr>
     </w:p>
     <w:p/>
+    <w:p/>
+    <w:p>
+      <w:pPr>
+        <w:spacing w:after="0" w:line="360" w:lineRule="auto"/>
+        <w:ind w:firstLine="851"/>
+        <w:jc w:val="both"/>
+        <w:rPr>
+          <w:rFonts w:ascii="Times New Roman" w:hAnsi="Times New Roman" w:cs="Times New Roman"/>
+          <w:sz w:val="28"/>
+          <w:szCs w:val="28"/>
+        </w:rPr>
+      </w:pPr>
+      <w:r>
+        <w:rPr>
+          <w:rFonts w:ascii="Times New Roman" w:hAnsi="Times New Roman" w:cs="Times New Roman"/>
+          <w:sz w:val="28"/>
+          <w:szCs w:val="28"/>
+        </w:rPr>
+        <w:t>Тесты программ 1-4 приведены в таблицах 1-4 соответственно.</w:t>
+      </w:r>
+    </w:p>
+    <w:p>
+      <w:pPr>
+        <w:spacing w:after="0" w:line="360" w:lineRule="auto"/>
+        <w:ind w:firstLine="851"/>
+        <w:jc w:val="both"/>
+        <w:rPr>
+          <w:rFonts w:ascii="Times New Roman" w:hAnsi="Times New Roman" w:cs="Times New Roman"/>
+          <w:sz w:val="28"/>
+          <w:szCs w:val="28"/>
+        </w:rPr>
+      </w:pPr>
+    </w:p>
+    <w:p>
+      <w:pPr>
+        <w:spacing w:after="0" w:line="360" w:lineRule="auto"/>
+        <w:ind w:firstLine="851"/>
+        <w:jc w:val="both"/>
+        <w:rPr>
+          <w:rFonts w:ascii="Times New Roman" w:hAnsi="Times New Roman" w:cs="Times New Roman"/>
+          <w:sz w:val="28"/>
+          <w:szCs w:val="28"/>
+        </w:rPr>
+      </w:pPr>
+      <w:r>
+        <w:rPr>
+          <w:rFonts w:ascii="Times New Roman" w:hAnsi="Times New Roman" w:cs="Times New Roman"/>
+          <w:sz w:val="28"/>
+          <w:szCs w:val="28"/>
+        </w:rPr>
+        <w:t>Таблица 1</w:t>
+      </w:r>
+    </w:p>
+    <w:tbl>
+      <w:tblPr>
+        <w:tblStyle w:val="a4"/>
+        <w:tblW w:w="0" w:type="auto"/>
+        <w:tblLook w:val="04A0" w:firstRow="1" w:lastRow="0" w:firstColumn="1" w:lastColumn="0" w:noHBand="0" w:noVBand="1"/>
+      </w:tblPr>
+      <w:tblGrid>
+        <w:gridCol w:w="2189"/>
+        <w:gridCol w:w="2730"/>
+        <w:gridCol w:w="2651"/>
+        <w:gridCol w:w="1775"/>
+      </w:tblGrid>
+      <w:tr>
+        <w:tc>
+          <w:tcPr>
+            <w:tcW w:w="2189" w:type="dxa"/>
+          </w:tcPr>
+          <w:p>
+            <w:pPr>
+              <w:spacing w:line="360" w:lineRule="auto"/>
+              <w:jc w:val="center"/>
+              <w:rPr>
+                <w:rFonts w:ascii="Times New Roman" w:hAnsi="Times New Roman" w:cs="Times New Roman"/>
+                <w:sz w:val="28"/>
+                <w:szCs w:val="28"/>
+              </w:rPr>
+            </w:pPr>
+            <w:r>
+              <w:rPr>
+                <w:rFonts w:ascii="Times New Roman" w:hAnsi="Times New Roman" w:cs="Times New Roman"/>
+                <w:sz w:val="28"/>
+                <w:szCs w:val="28"/>
+              </w:rPr>
+              <w:t>Входные данные</w:t>
+            </w:r>
+          </w:p>
+        </w:tc>
+        <w:tc>
+          <w:tcPr>
+            <w:tcW w:w="2730" w:type="dxa"/>
+          </w:tcPr>
+          <w:p>
+            <w:pPr>
+              <w:spacing w:line="360" w:lineRule="auto"/>
+              <w:jc w:val="center"/>
+              <w:rPr>
+                <w:rFonts w:ascii="Times New Roman" w:hAnsi="Times New Roman" w:cs="Times New Roman"/>
+                <w:sz w:val="28"/>
+                <w:szCs w:val="28"/>
+              </w:rPr>
+            </w:pPr>
+            <w:r>
+              <w:rPr>
+                <w:rFonts w:ascii="Times New Roman" w:hAnsi="Times New Roman" w:cs="Times New Roman"/>
+                <w:sz w:val="28"/>
+                <w:szCs w:val="28"/>
+              </w:rPr>
+              <w:t>Ожидаемый результат</w:t>
+            </w:r>
+          </w:p>
+        </w:tc>
+        <w:tc>
+          <w:tcPr>
+            <w:tcW w:w="2651" w:type="dxa"/>
+          </w:tcPr>
+          <w:p>
+            <w:pPr>
+              <w:spacing w:line="360" w:lineRule="auto"/>
+              <w:jc w:val="center"/>
+              <w:rPr>
+                <w:rFonts w:ascii="Times New Roman" w:hAnsi="Times New Roman" w:cs="Times New Roman"/>
+                <w:sz w:val="28"/>
+                <w:szCs w:val="28"/>
+              </w:rPr>
+            </w:pPr>
+            <w:r>
+              <w:rPr>
+                <w:rFonts w:ascii="Times New Roman" w:hAnsi="Times New Roman" w:cs="Times New Roman"/>
+                <w:sz w:val="28"/>
+                <w:szCs w:val="28"/>
+              </w:rPr>
+              <w:t>Итоговый результат</w:t>
+            </w:r>
+          </w:p>
+        </w:tc>
+        <w:tc>
+          <w:tcPr>
+            <w:tcW w:w="1775" w:type="dxa"/>
+          </w:tcPr>
+          <w:p>
+            <w:pPr>
+              <w:spacing w:line="360" w:lineRule="auto"/>
+              <w:jc w:val="center"/>
+              <w:rPr>
+                <w:rFonts w:ascii="Times New Roman" w:hAnsi="Times New Roman" w:cs="Times New Roman"/>
+                <w:sz w:val="28"/>
+                <w:szCs w:val="28"/>
+              </w:rPr>
+            </w:pPr>
+            <w:r>
+              <w:rPr>
+                <w:rFonts w:ascii="Times New Roman" w:hAnsi="Times New Roman" w:cs="Times New Roman"/>
+                <w:sz w:val="28"/>
+                <w:szCs w:val="28"/>
+              </w:rPr>
+              <w:t>соответствие</w:t>
+            </w:r>
+          </w:p>
+        </w:tc>
+      </w:tr>
+      <w:tr>
+        <w:tc>
+          <w:tcPr>
+            <w:tcW w:w="2189" w:type="dxa"/>
+          </w:tcPr>
+          <w:p>
+            <w:pPr>
+              <w:spacing w:line="360" w:lineRule="auto"/>
+              <w:jc w:val="center"/>
+              <w:rPr>
+                <w:rFonts w:ascii="Times New Roman" w:hAnsi="Times New Roman" w:cs="Times New Roman"/>
+                <w:sz w:val="28"/>
+                <w:szCs w:val="28"/>
+              </w:rPr>
+            </w:pPr>
+            <w:r>
+              <w:rPr>
+                <w:rFonts w:ascii="Times New Roman" w:hAnsi="Times New Roman" w:cs="Times New Roman"/>
+                <w:sz w:val="28"/>
+                <w:szCs w:val="28"/>
+              </w:rPr>
+              <w:t>1 1</w:t>
+            </w:r>
+          </w:p>
+        </w:tc>
+        <w:tc>
+          <w:tcPr>
+            <w:tcW w:w="2730" w:type="dxa"/>
+          </w:tcPr>
+          <w:p>
+            <w:pPr>
+              <w:spacing w:line="360" w:lineRule="auto"/>
+              <w:jc w:val="center"/>
+              <w:rPr>
+                <w:rFonts w:ascii="Times New Roman" w:hAnsi="Times New Roman" w:cs="Times New Roman"/>
+                <w:sz w:val="28"/>
+                <w:szCs w:val="28"/>
+              </w:rPr>
+            </w:pPr>
+            <w:r>
+              <w:rPr>
+                <w:rFonts w:ascii="Times New Roman" w:hAnsi="Times New Roman" w:cs="Times New Roman"/>
+                <w:sz w:val="28"/>
+                <w:szCs w:val="28"/>
+              </w:rPr>
+              <w:t>Условие выполнено</w:t>
+            </w:r>
+          </w:p>
+        </w:tc>
+        <w:tc>
+          <w:tcPr>
+            <w:tcW w:w="2651" w:type="dxa"/>
+          </w:tcPr>
+          <w:p>
+            <w:pPr>
+              <w:spacing w:line="360" w:lineRule="auto"/>
+              <w:jc w:val="center"/>
+              <w:rPr>
+                <w:rFonts w:ascii="Times New Roman" w:hAnsi="Times New Roman" w:cs="Times New Roman"/>
+                <w:sz w:val="28"/>
+                <w:szCs w:val="28"/>
+              </w:rPr>
+            </w:pPr>
+            <w:r>
+              <w:rPr>
+                <w:rFonts w:ascii="Times New Roman" w:hAnsi="Times New Roman" w:cs="Times New Roman"/>
+                <w:sz w:val="28"/>
+                <w:szCs w:val="28"/>
+              </w:rPr>
+              <w:t>Условие выполнено</w:t>
+            </w:r>
+          </w:p>
+        </w:tc>
+        <w:tc>
+          <w:tcPr>
+            <w:tcW w:w="1775" w:type="dxa"/>
+          </w:tcPr>
+          <w:p>
+            <w:pPr>
+              <w:spacing w:line="360" w:lineRule="auto"/>
+              <w:jc w:val="center"/>
+              <w:rPr>
+                <w:rFonts w:ascii="Times New Roman" w:hAnsi="Times New Roman" w:cs="Times New Roman"/>
+                <w:sz w:val="28"/>
+                <w:szCs w:val="28"/>
+              </w:rPr>
+            </w:pPr>
+            <w:r>
+              <w:rPr>
+                <w:rFonts w:ascii="Times New Roman" w:hAnsi="Times New Roman" w:cs="Times New Roman"/>
+                <w:sz w:val="28"/>
+                <w:szCs w:val="28"/>
+              </w:rPr>
+              <w:t>+</w:t>
+            </w:r>
+          </w:p>
+        </w:tc>
+      </w:tr>
+      <w:tr>
+        <w:tc>
+          <w:tcPr>
+            <w:tcW w:w="2189" w:type="dxa"/>
+          </w:tcPr>
+          <w:p>
+            <w:pPr>
+              <w:spacing w:line="360" w:lineRule="auto"/>
+              <w:jc w:val="center"/>
+              <w:rPr>
+                <w:rFonts w:ascii="Times New Roman" w:hAnsi="Times New Roman" w:cs="Times New Roman"/>
+                <w:sz w:val="28"/>
+                <w:szCs w:val="28"/>
+              </w:rPr>
+            </w:pPr>
+            <w:r>
+              <w:rPr>
+                <w:rFonts w:ascii="Times New Roman" w:hAnsi="Times New Roman" w:cs="Times New Roman"/>
+                <w:sz w:val="28"/>
+                <w:szCs w:val="28"/>
+              </w:rPr>
+              <w:t>2 0</w:t>
+            </w:r>
+          </w:p>
+        </w:tc>
+        <w:tc>
+          <w:tcPr>
+            <w:tcW w:w="2730" w:type="dxa"/>
+          </w:tcPr>
+          <w:p>
+            <w:pPr>
+              <w:spacing w:line="360" w:lineRule="auto"/>
+              <w:jc w:val="center"/>
+              <w:rPr>
+                <w:rFonts w:ascii="Times New Roman" w:hAnsi="Times New Roman" w:cs="Times New Roman"/>
+                <w:sz w:val="28"/>
+                <w:szCs w:val="28"/>
+              </w:rPr>
+            </w:pPr>
+            <w:r>
+              <w:rPr>
+                <w:rFonts w:ascii="Times New Roman" w:hAnsi="Times New Roman" w:cs="Times New Roman"/>
+                <w:sz w:val="28"/>
+                <w:szCs w:val="28"/>
+              </w:rPr>
+              <w:t>Условие не выполнено</w:t>
+            </w:r>
+          </w:p>
+        </w:tc>
+        <w:tc>
+          <w:tcPr>
+            <w:tcW w:w="2651" w:type="dxa"/>
+          </w:tcPr>
+          <w:p>
+            <w:pPr>
+              <w:spacing w:line="360" w:lineRule="auto"/>
+              <w:jc w:val="center"/>
+              <w:rPr>
+                <w:rFonts w:ascii="Times New Roman" w:hAnsi="Times New Roman" w:cs="Times New Roman"/>
+                <w:sz w:val="28"/>
+                <w:szCs w:val="28"/>
+              </w:rPr>
+            </w:pPr>
+            <w:r>
+              <w:rPr>
+                <w:rFonts w:ascii="Times New Roman" w:hAnsi="Times New Roman" w:cs="Times New Roman"/>
+                <w:sz w:val="28"/>
+                <w:szCs w:val="28"/>
+              </w:rPr>
+              <w:t>Условие не выполнено</w:t>
+            </w:r>
+          </w:p>
+        </w:tc>
+        <w:tc>
+          <w:tcPr>
+            <w:tcW w:w="1775" w:type="dxa"/>
+          </w:tcPr>
+          <w:p>
+            <w:pPr>
+              <w:spacing w:line="360" w:lineRule="auto"/>
+              <w:jc w:val="center"/>
+              <w:rPr>
+                <w:rFonts w:ascii="Times New Roman" w:hAnsi="Times New Roman" w:cs="Times New Roman"/>
+                <w:sz w:val="28"/>
+                <w:szCs w:val="28"/>
+              </w:rPr>
+            </w:pPr>
+            <w:r>
+              <w:rPr>
+                <w:rFonts w:ascii="Times New Roman" w:hAnsi="Times New Roman" w:cs="Times New Roman"/>
+                <w:sz w:val="28"/>
+                <w:szCs w:val="28"/>
+              </w:rPr>
+              <w:t>+</w:t>
+            </w:r>
+          </w:p>
+        </w:tc>
+      </w:tr>
+      <w:tr>
+        <w:tc>
+          <w:tcPr>
+            <w:tcW w:w="2189" w:type="dxa"/>
+          </w:tcPr>
+          <w:p>
+            <w:pPr>
+              <w:spacing w:line="360" w:lineRule="auto"/>
+              <w:jc w:val="center"/>
+              <w:rPr>
+                <w:rFonts w:ascii="Times New Roman" w:hAnsi="Times New Roman" w:cs="Times New Roman"/>
+                <w:sz w:val="28"/>
+                <w:szCs w:val="28"/>
+              </w:rPr>
+            </w:pPr>
+            <w:r>
+              <w:rPr>
+                <w:rFonts w:ascii="Times New Roman" w:hAnsi="Times New Roman" w:cs="Times New Roman"/>
+                <w:sz w:val="28"/>
+                <w:szCs w:val="28"/>
+              </w:rPr>
+              <w:t>1 0</w:t>
+            </w:r>
+          </w:p>
+        </w:tc>
+        <w:tc>
+          <w:tcPr>
+            <w:tcW w:w="2730" w:type="dxa"/>
+          </w:tcPr>
+          <w:p>
+            <w:pPr>
+              <w:spacing w:line="360" w:lineRule="auto"/>
+              <w:jc w:val="center"/>
+              <w:rPr>
+                <w:rFonts w:ascii="Times New Roman" w:hAnsi="Times New Roman" w:cs="Times New Roman"/>
+                <w:sz w:val="28"/>
+                <w:szCs w:val="28"/>
+              </w:rPr>
+            </w:pPr>
+            <w:r>
+              <w:rPr>
+                <w:rFonts w:ascii="Times New Roman" w:hAnsi="Times New Roman" w:cs="Times New Roman"/>
+                <w:sz w:val="28"/>
+                <w:szCs w:val="28"/>
+              </w:rPr>
+              <w:t>Условие не выполнено</w:t>
+            </w:r>
+          </w:p>
+        </w:tc>
+        <w:tc>
+          <w:tcPr>
+            <w:tcW w:w="2651" w:type="dxa"/>
+          </w:tcPr>
+          <w:p>
+            <w:pPr>
+              <w:spacing w:line="360" w:lineRule="auto"/>
+              <w:jc w:val="center"/>
+              <w:rPr>
+                <w:rFonts w:ascii="Times New Roman" w:hAnsi="Times New Roman" w:cs="Times New Roman"/>
+                <w:sz w:val="28"/>
+                <w:szCs w:val="28"/>
+              </w:rPr>
+            </w:pPr>
+            <w:r>
+              <w:rPr>
+                <w:rFonts w:ascii="Times New Roman" w:hAnsi="Times New Roman" w:cs="Times New Roman"/>
+                <w:sz w:val="28"/>
+                <w:szCs w:val="28"/>
+              </w:rPr>
+              <w:t>Условие не выполнено</w:t>
+            </w:r>
+          </w:p>
+        </w:tc>
+        <w:tc>
+          <w:tcPr>
+            <w:tcW w:w="1775" w:type="dxa"/>
+          </w:tcPr>
+          <w:p>
+            <w:pPr>
+              <w:spacing w:line="360" w:lineRule="auto"/>
+              <w:jc w:val="center"/>
+              <w:rPr>
+                <w:rFonts w:ascii="Times New Roman" w:hAnsi="Times New Roman" w:cs="Times New Roman"/>
+                <w:sz w:val="28"/>
+                <w:szCs w:val="28"/>
+              </w:rPr>
+            </w:pPr>
+            <w:r>
+              <w:rPr>
+                <w:rFonts w:ascii="Times New Roman" w:hAnsi="Times New Roman" w:cs="Times New Roman"/>
+                <w:sz w:val="28"/>
+                <w:szCs w:val="28"/>
+              </w:rPr>
+              <w:t>+</w:t>
+            </w:r>
+          </w:p>
+        </w:tc>
+      </w:tr>
+      <w:tr>
+        <w:tc>
+          <w:tcPr>
+            <w:tcW w:w="2189" w:type="dxa"/>
+          </w:tcPr>
+          <w:p>
+            <w:pPr>
+              <w:spacing w:line="360" w:lineRule="auto"/>
+              <w:jc w:val="center"/>
+              <w:rPr>
+                <w:rFonts w:ascii="Times New Roman" w:hAnsi="Times New Roman" w:cs="Times New Roman"/>
+                <w:sz w:val="28"/>
+                <w:szCs w:val="28"/>
+              </w:rPr>
+            </w:pPr>
+            <w:r>
+              <w:rPr>
+                <w:rFonts w:ascii="Times New Roman" w:hAnsi="Times New Roman" w:cs="Times New Roman"/>
+                <w:sz w:val="28"/>
+                <w:szCs w:val="28"/>
+              </w:rPr>
+              <w:lastRenderedPageBreak/>
+              <w:t>5 2</w:t>
+            </w:r>
+          </w:p>
+        </w:tc>
+        <w:tc>
+          <w:tcPr>
+            <w:tcW w:w="2730" w:type="dxa"/>
+          </w:tcPr>
+          <w:p>
+            <w:pPr>
+              <w:spacing w:line="360" w:lineRule="auto"/>
+              <w:jc w:val="center"/>
+              <w:rPr>
+                <w:rFonts w:ascii="Times New Roman" w:hAnsi="Times New Roman" w:cs="Times New Roman"/>
+                <w:sz w:val="28"/>
+                <w:szCs w:val="28"/>
+              </w:rPr>
+            </w:pPr>
+            <w:r>
+              <w:rPr>
+                <w:rFonts w:ascii="Times New Roman" w:hAnsi="Times New Roman" w:cs="Times New Roman"/>
+                <w:sz w:val="28"/>
+                <w:szCs w:val="28"/>
+              </w:rPr>
+              <w:t>Условие не выполнено</w:t>
+            </w:r>
+          </w:p>
+        </w:tc>
+        <w:tc>
+          <w:tcPr>
+            <w:tcW w:w="2651" w:type="dxa"/>
+          </w:tcPr>
+          <w:p>
+            <w:pPr>
+              <w:spacing w:line="360" w:lineRule="auto"/>
+              <w:jc w:val="center"/>
+              <w:rPr>
+                <w:rFonts w:ascii="Times New Roman" w:hAnsi="Times New Roman" w:cs="Times New Roman"/>
+                <w:sz w:val="28"/>
+                <w:szCs w:val="28"/>
+              </w:rPr>
+            </w:pPr>
+            <w:r>
+              <w:rPr>
+                <w:rFonts w:ascii="Times New Roman" w:hAnsi="Times New Roman" w:cs="Times New Roman"/>
+                <w:sz w:val="28"/>
+                <w:szCs w:val="28"/>
+              </w:rPr>
+              <w:t>Условие не выполнено</w:t>
+            </w:r>
+          </w:p>
+        </w:tc>
+        <w:tc>
+          <w:tcPr>
+            <w:tcW w:w="1775" w:type="dxa"/>
+          </w:tcPr>
+          <w:p>
+            <w:pPr>
+              <w:spacing w:line="360" w:lineRule="auto"/>
+              <w:jc w:val="center"/>
+              <w:rPr>
+                <w:rFonts w:ascii="Times New Roman" w:hAnsi="Times New Roman" w:cs="Times New Roman"/>
+                <w:sz w:val="28"/>
+                <w:szCs w:val="28"/>
+              </w:rPr>
+            </w:pPr>
+            <w:r>
+              <w:rPr>
+                <w:rFonts w:ascii="Times New Roman" w:hAnsi="Times New Roman" w:cs="Times New Roman"/>
+                <w:sz w:val="28"/>
+                <w:szCs w:val="28"/>
+              </w:rPr>
+              <w:t>+</w:t>
+            </w:r>
+          </w:p>
+        </w:tc>
+      </w:tr>
+      <w:tr>
+        <w:tc>
+          <w:tcPr>
+            <w:tcW w:w="2189" w:type="dxa"/>
+          </w:tcPr>
+          <w:p>
+            <w:pPr>
+              <w:spacing w:line="360" w:lineRule="auto"/>
+              <w:jc w:val="center"/>
+              <w:rPr>
+                <w:rFonts w:ascii="Times New Roman" w:hAnsi="Times New Roman" w:cs="Times New Roman"/>
+                <w:sz w:val="28"/>
+                <w:szCs w:val="28"/>
+              </w:rPr>
+            </w:pPr>
+            <w:r>
+              <w:rPr>
+                <w:rFonts w:ascii="Times New Roman" w:hAnsi="Times New Roman" w:cs="Times New Roman"/>
+                <w:sz w:val="28"/>
+                <w:szCs w:val="28"/>
+              </w:rPr>
+              <w:t>3 3</w:t>
+            </w:r>
+          </w:p>
+        </w:tc>
+        <w:tc>
+          <w:tcPr>
+            <w:tcW w:w="2730" w:type="dxa"/>
+          </w:tcPr>
+          <w:p>
+            <w:pPr>
+              <w:spacing w:line="360" w:lineRule="auto"/>
+              <w:jc w:val="center"/>
+              <w:rPr>
+                <w:rFonts w:ascii="Times New Roman" w:hAnsi="Times New Roman" w:cs="Times New Roman"/>
+                <w:sz w:val="28"/>
+                <w:szCs w:val="28"/>
+              </w:rPr>
+            </w:pPr>
+            <w:r>
+              <w:rPr>
+                <w:rFonts w:ascii="Times New Roman" w:hAnsi="Times New Roman" w:cs="Times New Roman"/>
+                <w:sz w:val="28"/>
+                <w:szCs w:val="28"/>
+              </w:rPr>
+              <w:t>Условие выполнено</w:t>
+            </w:r>
+          </w:p>
+        </w:tc>
+        <w:tc>
+          <w:tcPr>
+            <w:tcW w:w="2651" w:type="dxa"/>
+          </w:tcPr>
+          <w:p>
+            <w:pPr>
+              <w:spacing w:line="360" w:lineRule="auto"/>
+              <w:jc w:val="center"/>
+              <w:rPr>
+                <w:rFonts w:ascii="Times New Roman" w:hAnsi="Times New Roman" w:cs="Times New Roman"/>
+                <w:sz w:val="28"/>
+                <w:szCs w:val="28"/>
+              </w:rPr>
+            </w:pPr>
+            <w:r>
+              <w:rPr>
+                <w:rFonts w:ascii="Times New Roman" w:hAnsi="Times New Roman" w:cs="Times New Roman"/>
+                <w:sz w:val="28"/>
+                <w:szCs w:val="28"/>
+              </w:rPr>
+              <w:t>Условие выполнено</w:t>
+            </w:r>
+          </w:p>
+        </w:tc>
+        <w:tc>
+          <w:tcPr>
+            <w:tcW w:w="1775" w:type="dxa"/>
+          </w:tcPr>
+          <w:p>
+            <w:pPr>
+              <w:spacing w:line="360" w:lineRule="auto"/>
+              <w:jc w:val="center"/>
+              <w:rPr>
+                <w:rFonts w:ascii="Times New Roman" w:hAnsi="Times New Roman" w:cs="Times New Roman"/>
+                <w:sz w:val="28"/>
+                <w:szCs w:val="28"/>
+              </w:rPr>
+            </w:pPr>
+            <w:r>
+              <w:rPr>
+                <w:rFonts w:ascii="Times New Roman" w:hAnsi="Times New Roman" w:cs="Times New Roman"/>
+                <w:sz w:val="28"/>
+                <w:szCs w:val="28"/>
+              </w:rPr>
+              <w:t>+</w:t>
+            </w:r>
+          </w:p>
+        </w:tc>
+      </w:tr>
+    </w:tbl>
+    <w:p>
+      <w:pPr>
+        <w:spacing w:after="0" w:line="240" w:lineRule="auto"/>
+        <w:jc w:val="center"/>
+        <w:rPr>
+          <w:noProof/>
+          <w:lang w:eastAsia="ru-RU"/>
+        </w:rPr>
+      </w:pPr>
+    </w:p>
+    <w:p>
+      <w:pPr>
+        <w:spacing w:after="0" w:line="240" w:lineRule="auto"/>
+        <w:jc w:val="center"/>
+        <w:rPr>
+          <w:noProof/>
+          <w:lang w:eastAsia="ru-RU"/>
+        </w:rPr>
+      </w:pPr>
+    </w:p>
+    <w:p>
+      <w:pPr>
+        <w:spacing w:after="0" w:line="240" w:lineRule="auto"/>
+        <w:jc w:val="center"/>
+        <w:rPr>
+          <w:noProof/>
+          <w:lang w:eastAsia="ru-RU"/>
+        </w:rPr>
+      </w:pPr>
+    </w:p>
+    <w:p>
+      <w:pPr>
+        <w:spacing w:after="0" w:line="240" w:lineRule="auto"/>
+        <w:jc w:val="center"/>
+        <w:rPr>
+          <w:rFonts w:ascii="Times New Roman" w:hAnsi="Times New Roman" w:cs="Times New Roman"/>
+          <w:sz w:val="28"/>
+          <w:szCs w:val="28"/>
+        </w:rPr>
+      </w:pPr>
+      <w:r>
+        <w:rPr>
+          <w:noProof/>
+          <w:lang w:eastAsia="ru-RU"/>
+        </w:rPr>
+        <w:drawing>
+          <wp:inline distT="0" distB="0" distL="0" distR="0" wp14:anchorId="68BD7B8D" wp14:editId="4ACD7DE1">
+            <wp:extent cx="5940425" cy="2085975"/>
+            <wp:effectExtent l="0" t="0" r="3175" b="9525"/>
+            <wp:docPr id="5" name="Рисунок 5"/>
+            <wp:cNvGraphicFramePr>
+              <a:graphicFrameLocks xmlns:a="http://schemas.openxmlformats.org/drawingml/2006/main" noChangeAspect="1"/>
+            </wp:cNvGraphicFramePr>
+            <a:graphic xmlns:a="http://schemas.openxmlformats.org/drawingml/2006/main">
+              <a:graphicData uri="http://schemas.openxmlformats.org/drawingml/2006/picture">
+                <pic:pic xmlns:pic="http://schemas.openxmlformats.org/drawingml/2006/picture">
+                  <pic:nvPicPr>
+                    <pic:cNvPr id="1" name=""/>
+                    <pic:cNvPicPr/>
+                  </pic:nvPicPr>
+                  <pic:blipFill>
+                    <a:blip r:embed="rId8"/>
+                    <a:stretch>
+                      <a:fillRect/>
+                    </a:stretch>
+                  </pic:blipFill>
+                  <pic:spPr>
+                    <a:xfrm>
+                      <a:off x="0" y="0"/>
+                      <a:ext cx="5940425" cy="2085975"/>
+                    </a:xfrm>
+                    <a:prstGeom prst="rect">
+                      <a:avLst/>
+                    </a:prstGeom>
+                  </pic:spPr>
+                </pic:pic>
+              </a:graphicData>
+            </a:graphic>
+          </wp:inline>
+        </w:drawing>
+      </w:r>
+    </w:p>
+    <w:p>
+      <w:pPr>
+        <w:spacing w:after="0" w:line="240" w:lineRule="auto"/>
+        <w:jc w:val="center"/>
+        <w:rPr>
+          <w:rFonts w:ascii="Times New Roman" w:hAnsi="Times New Roman" w:cs="Times New Roman"/>
+        </w:rPr>
+      </w:pPr>
+      <w:r>
+        <w:rPr>
+          <w:rFonts w:ascii="Times New Roman" w:hAnsi="Times New Roman" w:cs="Times New Roman"/>
+        </w:rPr>
+        <w:t>Рисунок 5 – результат теста 1</w:t>
+      </w:r>
+    </w:p>
+    <w:p>
+      <w:pPr>
+        <w:spacing w:after="0" w:line="240" w:lineRule="auto"/>
+        <w:jc w:val="center"/>
+        <w:rPr>
+          <w:rFonts w:ascii="Times New Roman" w:hAnsi="Times New Roman" w:cs="Times New Roman"/>
+          <w:sz w:val="28"/>
+          <w:szCs w:val="28"/>
+        </w:rPr>
+      </w:pPr>
+    </w:p>
+    <w:p>
+      <w:pPr>
+        <w:spacing w:after="0" w:line="240" w:lineRule="auto"/>
+        <w:jc w:val="center"/>
+        <w:rPr>
+          <w:rFonts w:ascii="Times New Roman" w:hAnsi="Times New Roman" w:cs="Times New Roman"/>
+          <w:sz w:val="28"/>
+          <w:szCs w:val="28"/>
+        </w:rPr>
+      </w:pPr>
+      <w:r>
+        <w:rPr>
+          <w:noProof/>
+          <w:lang w:eastAsia="ru-RU"/>
+        </w:rPr>
+        <w:drawing>
+          <wp:inline distT="0" distB="0" distL="0" distR="0" wp14:anchorId="414D2477" wp14:editId="28F90851">
+            <wp:extent cx="5940425" cy="2036445"/>
+            <wp:effectExtent l="0" t="0" r="3175" b="1905"/>
+            <wp:docPr id="6" name="Рисунок 6"/>
+            <wp:cNvGraphicFramePr>
+              <a:graphicFrameLocks xmlns:a="http://schemas.openxmlformats.org/drawingml/2006/main" noChangeAspect="1"/>
+            </wp:cNvGraphicFramePr>
+            <a:graphic xmlns:a="http://schemas.openxmlformats.org/drawingml/2006/main">
+              <a:graphicData uri="http://schemas.openxmlformats.org/drawingml/2006/picture">
+                <pic:pic xmlns:pic="http://schemas.openxmlformats.org/drawingml/2006/picture">
+                  <pic:nvPicPr>
+                    <pic:cNvPr id="1" name=""/>
+                    <pic:cNvPicPr/>
+                  </pic:nvPicPr>
+                  <pic:blipFill>
+                    <a:blip r:embed="rId9"/>
+                    <a:stretch>
+                      <a:fillRect/>
+                    </a:stretch>
+                  </pic:blipFill>
+                  <pic:spPr>
+                    <a:xfrm>
+                      <a:off x="0" y="0"/>
+                      <a:ext cx="5940425" cy="2036445"/>
+                    </a:xfrm>
+                    <a:prstGeom prst="rect">
+                      <a:avLst/>
+                    </a:prstGeom>
+                  </pic:spPr>
+                </pic:pic>
+              </a:graphicData>
+            </a:graphic>
+          </wp:inline>
+        </w:drawing>
+      </w:r>
+    </w:p>
+    <w:p>
+      <w:pPr>
+        <w:spacing w:after="0" w:line="240" w:lineRule="auto"/>
+        <w:jc w:val="center"/>
+        <w:rPr>
+          <w:rFonts w:ascii="Times New Roman" w:hAnsi="Times New Roman" w:cs="Times New Roman"/>
+        </w:rPr>
+      </w:pPr>
+      <w:r>
+        <w:rPr>
+          <w:rFonts w:ascii="Times New Roman" w:hAnsi="Times New Roman" w:cs="Times New Roman"/>
+        </w:rPr>
+        <w:t>Рисунок 6 – Результат теста 2</w:t>
+      </w:r>
+    </w:p>
+    <w:p>
+      <w:pPr>
+        <w:spacing w:after="0" w:line="240" w:lineRule="auto"/>
+        <w:jc w:val="center"/>
+        <w:rPr>
+          <w:rFonts w:ascii="Times New Roman" w:hAnsi="Times New Roman" w:cs="Times New Roman"/>
+          <w:sz w:val="28"/>
+          <w:szCs w:val="28"/>
+        </w:rPr>
+      </w:pPr>
+    </w:p>
+    <w:p>
+      <w:pPr>
+        <w:spacing w:after="0" w:line="240" w:lineRule="auto"/>
+        <w:jc w:val="center"/>
+        <w:rPr>
+          <w:rFonts w:ascii="Times New Roman" w:hAnsi="Times New Roman" w:cs="Times New Roman"/>
+          <w:sz w:val="28"/>
+          <w:szCs w:val="28"/>
+        </w:rPr>
+      </w:pPr>
+      <w:r>
+        <w:rPr>
+          <w:noProof/>
+          <w:lang w:eastAsia="ru-RU"/>
+        </w:rPr>
+        <w:drawing>
+          <wp:inline distT="0" distB="0" distL="0" distR="0" wp14:anchorId="0D43D3FB" wp14:editId="23AEAA29">
+            <wp:extent cx="5940425" cy="2063115"/>
+            <wp:effectExtent l="0" t="0" r="3175" b="0"/>
+            <wp:docPr id="7" name="Рисунок 7"/>
+            <wp:cNvGraphicFramePr>
+              <a:graphicFrameLocks xmlns:a="http://schemas.openxmlformats.org/drawingml/2006/main" noChangeAspect="1"/>
+            </wp:cNvGraphicFramePr>
+            <a:graphic xmlns:a="http://schemas.openxmlformats.org/drawingml/2006/main">
+              <a:graphicData uri="http://schemas.openxmlformats.org/drawingml/2006/picture">
+                <pic:pic xmlns:pic="http://schemas.openxmlformats.org/drawingml/2006/picture">
+                  <pic:nvPicPr>
+                    <pic:cNvPr id="1" name=""/>
+                    <pic:cNvPicPr/>
+                  </pic:nvPicPr>
+                  <pic:blipFill>
+                    <a:blip r:embed="rId10"/>
+                    <a:stretch>
+                      <a:fillRect/>
+                    </a:stretch>
+                  </pic:blipFill>
+                  <pic:spPr>
+                    <a:xfrm>
+                      <a:off x="0" y="0"/>
+                      <a:ext cx="5940425" cy="2063115"/>
+                    </a:xfrm>
+                    <a:prstGeom prst="rect">
+                      <a:avLst/>
+                    </a:prstGeom>
+                  </pic:spPr>
+                </pic:pic>
+              </a:graphicData>
+            </a:graphic>
+          </wp:inline>
+        </w:drawing>
+      </w:r>
+    </w:p>
+    <w:p>
+      <w:pPr>
+        <w:spacing w:after="0" w:line="240" w:lineRule="auto"/>
+        <w:jc w:val="center"/>
+        <w:rPr>
+          <w:rFonts w:ascii="Times New Roman" w:hAnsi="Times New Roman" w:cs="Times New Roman"/>
+        </w:rPr>
+      </w:pPr>
+      <w:r>
+        <w:rPr>
+          <w:rFonts w:ascii="Times New Roman" w:hAnsi="Times New Roman" w:cs="Times New Roman"/>
+        </w:rPr>
+        <w:t>Рисунок 7 – Результат теста 3</w:t>
+      </w:r>
+    </w:p>
+    <w:p>
+      <w:pPr>
+        <w:spacing w:after="0" w:line="240" w:lineRule="auto"/>
+        <w:jc w:val="center"/>
+        <w:rPr>
+          <w:rFonts w:ascii="Times New Roman" w:hAnsi="Times New Roman" w:cs="Times New Roman"/>
+          <w:sz w:val="28"/>
+          <w:szCs w:val="28"/>
+        </w:rPr>
+      </w:pPr>
+    </w:p>
+    <w:p>
+      <w:pPr>
+        <w:spacing w:after="0" w:line="240" w:lineRule="auto"/>
+        <w:jc w:val="center"/>
+        <w:rPr>
+          <w:rFonts w:ascii="Times New Roman" w:hAnsi="Times New Roman" w:cs="Times New Roman"/>
+          <w:sz w:val="28"/>
+          <w:szCs w:val="28"/>
+        </w:rPr>
+      </w:pPr>
+      <w:r>
+        <w:rPr>
+          <w:noProof/>
+          <w:lang w:eastAsia="ru-RU"/>
+        </w:rPr>
+        <w:lastRenderedPageBreak/>
+        <w:drawing>
+          <wp:inline distT="0" distB="0" distL="0" distR="0" wp14:anchorId="3D55C91D" wp14:editId="39939305">
+            <wp:extent cx="5940425" cy="2124710"/>
+            <wp:effectExtent l="0" t="0" r="3175" b="8890"/>
+            <wp:docPr id="8" name="Рисунок 8"/>
+            <wp:cNvGraphicFramePr>
+              <a:graphicFrameLocks xmlns:a="http://schemas.openxmlformats.org/drawingml/2006/main" noChangeAspect="1"/>
+            </wp:cNvGraphicFramePr>
+            <a:graphic xmlns:a="http://schemas.openxmlformats.org/drawingml/2006/main">
+              <a:graphicData uri="http://schemas.openxmlformats.org/drawingml/2006/picture">
+                <pic:pic xmlns:pic="http://schemas.openxmlformats.org/drawingml/2006/picture">
+                  <pic:nvPicPr>
+                    <pic:cNvPr id="1" name=""/>
+                    <pic:cNvPicPr/>
+                  </pic:nvPicPr>
+                  <pic:blipFill>
+                    <a:blip r:embed="rId11"/>
+                    <a:stretch>
+                      <a:fillRect/>
+                    </a:stretch>
+                  </pic:blipFill>
+                  <pic:spPr>
+                    <a:xfrm>
+                      <a:off x="0" y="0"/>
+                      <a:ext cx="5940425" cy="2124710"/>
+                    </a:xfrm>
+                    <a:prstGeom prst="rect">
+                      <a:avLst/>
+                    </a:prstGeom>
+                  </pic:spPr>
+                </pic:pic>
+              </a:graphicData>
+            </a:graphic>
+          </wp:inline>
+        </w:drawing>
+      </w:r>
+    </w:p>
+    <w:p>
+      <w:pPr>
+        <w:spacing w:after="0" w:line="240" w:lineRule="auto"/>
+        <w:jc w:val="center"/>
+        <w:rPr>
+          <w:rFonts w:ascii="Times New Roman" w:hAnsi="Times New Roman" w:cs="Times New Roman"/>
+        </w:rPr>
+      </w:pPr>
+      <w:r>
+        <w:rPr>
+          <w:rFonts w:ascii="Times New Roman" w:hAnsi="Times New Roman" w:cs="Times New Roman"/>
+        </w:rPr>
+        <w:t>Рисунок 8 – Результат теста 4</w:t>
+      </w:r>
+    </w:p>
+    <w:p>
+      <w:pPr>
+        <w:spacing w:after="0" w:line="240" w:lineRule="auto"/>
+        <w:jc w:val="center"/>
+        <w:rPr>
+          <w:rFonts w:ascii="Times New Roman" w:hAnsi="Times New Roman" w:cs="Times New Roman"/>
+          <w:sz w:val="28"/>
+          <w:szCs w:val="28"/>
+        </w:rPr>
+      </w:pPr>
+    </w:p>
+    <w:p>
+      <w:pPr>
+        <w:spacing w:after="0" w:line="240" w:lineRule="auto"/>
+        <w:jc w:val="center"/>
+        <w:rPr>
+          <w:rFonts w:ascii="Times New Roman" w:hAnsi="Times New Roman" w:cs="Times New Roman"/>
+          <w:sz w:val="28"/>
+          <w:szCs w:val="28"/>
+        </w:rPr>
+      </w:pPr>
+      <w:r>
+        <w:rPr>
+          <w:noProof/>
+          <w:lang w:eastAsia="ru-RU"/>
+        </w:rPr>
+        <w:drawing>
+          <wp:inline distT="0" distB="0" distL="0" distR="0" wp14:anchorId="2CBAA71C" wp14:editId="72A53BB5">
+            <wp:extent cx="5940425" cy="2121535"/>
+            <wp:effectExtent l="0" t="0" r="3175" b="0"/>
+            <wp:docPr id="9" name="Рисунок 9"/>
+            <wp:cNvGraphicFramePr>
+              <a:graphicFrameLocks xmlns:a="http://schemas.openxmlformats.org/drawingml/2006/main" noChangeAspect="1"/>
+            </wp:cNvGraphicFramePr>
+            <a:graphic xmlns:a="http://schemas.openxmlformats.org/drawingml/2006/main">
+              <a:graphicData uri="http://schemas.openxmlformats.org/drawingml/2006/picture">
+                <pic:pic xmlns:pic="http://schemas.openxmlformats.org/drawingml/2006/picture">
+                  <pic:nvPicPr>
+                    <pic:cNvPr id="1" name=""/>
+                    <pic:cNvPicPr/>
+                  </pic:nvPicPr>
+                  <pic:blipFill>
+                    <a:blip r:embed="rId12"/>
+                    <a:stretch>
+                      <a:fillRect/>
+                    </a:stretch>
+                  </pic:blipFill>
+                  <pic:spPr>
+                    <a:xfrm>
+                      <a:off x="0" y="0"/>
+                      <a:ext cx="5940425" cy="2121535"/>
+                    </a:xfrm>
+                    <a:prstGeom prst="rect">
+                      <a:avLst/>
+                    </a:prstGeom>
+                  </pic:spPr>
+                </pic:pic>
+              </a:graphicData>
+            </a:graphic>
+          </wp:inline>
+        </w:drawing>
+      </w:r>
+    </w:p>
+    <w:p>
+      <w:pPr>
+        <w:spacing w:after="0" w:line="240" w:lineRule="auto"/>
+        <w:jc w:val="center"/>
+        <w:rPr>
+          <w:rFonts w:ascii="Times New Roman" w:hAnsi="Times New Roman" w:cs="Times New Roman"/>
+        </w:rPr>
+      </w:pPr>
+      <w:r>
+        <w:rPr>
+          <w:rFonts w:ascii="Times New Roman" w:hAnsi="Times New Roman" w:cs="Times New Roman"/>
+        </w:rPr>
+        <w:t>Рисунок 9 – Результат теста 5</w:t>
+      </w:r>
+    </w:p>
+    <w:p>
+      <w:pPr>
+        <w:spacing w:after="0" w:line="240" w:lineRule="auto"/>
+        <w:jc w:val="center"/>
+        <w:rPr>
+          <w:rFonts w:ascii="Times New Roman" w:hAnsi="Times New Roman" w:cs="Times New Roman"/>
+        </w:rPr>
+      </w:pPr>
+    </w:p>
+    <w:p>
+      <w:pPr>
+        <w:spacing w:after="0" w:line="240" w:lineRule="auto"/>
+        <w:jc w:val="center"/>
+        <w:rPr>
+          <w:rFonts w:ascii="Times New Roman" w:hAnsi="Times New Roman" w:cs="Times New Roman"/>
+        </w:rPr>
+      </w:pPr>
+    </w:p>
+    <w:p>
+      <w:pPr>
+        <w:spacing w:after="0" w:line="240" w:lineRule="auto"/>
+        <w:jc w:val="center"/>
+        <w:rPr>
+          <w:rFonts w:ascii="Times New Roman" w:hAnsi="Times New Roman" w:cs="Times New Roman"/>
+        </w:rPr>
+      </w:pPr>
+    </w:p>
+    <w:p>
+      <w:pPr>
+        <w:spacing w:after="0" w:line="240" w:lineRule="auto"/>
+        <w:jc w:val="center"/>
+        <w:rPr>
+          <w:rFonts w:ascii="Times New Roman" w:hAnsi="Times New Roman" w:cs="Times New Roman"/>
+        </w:rPr>
+      </w:pPr>
+    </w:p>
+    <w:p>
+      <w:pPr>
+        <w:spacing w:after="0" w:line="360" w:lineRule="auto"/>
+        <w:ind w:firstLine="851"/>
+        <w:jc w:val="both"/>
+        <w:rPr>
+          <w:rFonts w:ascii="Times New Roman" w:hAnsi="Times New Roman" w:cs="Times New Roman"/>
+          <w:sz w:val="28"/>
+          <w:szCs w:val="28"/>
+        </w:rPr>
+      </w:pPr>
+      <w:r>
+        <w:rPr>
+          <w:rFonts w:ascii="Times New Roman" w:hAnsi="Times New Roman" w:cs="Times New Roman"/>
+          <w:sz w:val="28"/>
+          <w:szCs w:val="28"/>
+        </w:rPr>
+        <w:t xml:space="preserve">Таблица </w:t>
+      </w:r>
+      <w:r>
+        <w:rPr>
+          <w:rFonts w:ascii="Times New Roman" w:hAnsi="Times New Roman" w:cs="Times New Roman"/>
+          <w:sz w:val="28"/>
+          <w:szCs w:val="28"/>
+        </w:rPr>
+        <w:t>2</w:t>
+      </w:r>
+    </w:p>
+    <w:tbl>
+      <w:tblPr>
+        <w:tblStyle w:val="a4"/>
+        <w:tblW w:w="0" w:type="auto"/>
+        <w:tblLook w:val="04A0" w:firstRow="1" w:lastRow="0" w:firstColumn="1" w:lastColumn="0" w:noHBand="0" w:noVBand="1"/>
+      </w:tblPr>
+      <w:tblGrid>
+        <w:gridCol w:w="2189"/>
+        <w:gridCol w:w="2730"/>
+        <w:gridCol w:w="2651"/>
+        <w:gridCol w:w="1775"/>
+      </w:tblGrid>
+      <w:tr>
+        <w:tc>
+          <w:tcPr>
+            <w:tcW w:w="2189" w:type="dxa"/>
+          </w:tcPr>
+          <w:p>
+            <w:pPr>
+              <w:spacing w:line="360" w:lineRule="auto"/>
+              <w:jc w:val="center"/>
+              <w:rPr>
+                <w:rFonts w:ascii="Times New Roman" w:hAnsi="Times New Roman" w:cs="Times New Roman"/>
+                <w:sz w:val="28"/>
+                <w:szCs w:val="28"/>
+              </w:rPr>
+            </w:pPr>
+            <w:r>
+              <w:rPr>
+                <w:rFonts w:ascii="Times New Roman" w:hAnsi="Times New Roman" w:cs="Times New Roman"/>
+                <w:sz w:val="28"/>
+                <w:szCs w:val="28"/>
+              </w:rPr>
+              <w:t>Входные данные</w:t>
+            </w:r>
+          </w:p>
+        </w:tc>
+        <w:tc>
+          <w:tcPr>
+            <w:tcW w:w="2730" w:type="dxa"/>
+          </w:tcPr>
+          <w:p>
+            <w:pPr>
+              <w:spacing w:line="360" w:lineRule="auto"/>
+              <w:jc w:val="center"/>
+              <w:rPr>
+                <w:rFonts w:ascii="Times New Roman" w:hAnsi="Times New Roman" w:cs="Times New Roman"/>
+                <w:sz w:val="28"/>
+                <w:szCs w:val="28"/>
+              </w:rPr>
+            </w:pPr>
+            <w:r>
+              <w:rPr>
+                <w:rFonts w:ascii="Times New Roman" w:hAnsi="Times New Roman" w:cs="Times New Roman"/>
+                <w:sz w:val="28"/>
+                <w:szCs w:val="28"/>
+              </w:rPr>
+              <w:t>Ожидаемый результат</w:t>
+            </w:r>
+          </w:p>
+        </w:tc>
+        <w:tc>
+          <w:tcPr>
+            <w:tcW w:w="2651" w:type="dxa"/>
+          </w:tcPr>
+          <w:p>
+            <w:pPr>
+              <w:spacing w:line="360" w:lineRule="auto"/>
+              <w:jc w:val="center"/>
+              <w:rPr>
+                <w:rFonts w:ascii="Times New Roman" w:hAnsi="Times New Roman" w:cs="Times New Roman"/>
+                <w:sz w:val="28"/>
+                <w:szCs w:val="28"/>
+              </w:rPr>
+            </w:pPr>
+            <w:r>
+              <w:rPr>
+                <w:rFonts w:ascii="Times New Roman" w:hAnsi="Times New Roman" w:cs="Times New Roman"/>
+                <w:sz w:val="28"/>
+                <w:szCs w:val="28"/>
+              </w:rPr>
+              <w:t>Итоговый результат</w:t>
+            </w:r>
+          </w:p>
+        </w:tc>
+        <w:tc>
+          <w:tcPr>
+            <w:tcW w:w="1775" w:type="dxa"/>
+          </w:tcPr>
+          <w:p>
+            <w:pPr>
+              <w:spacing w:line="360" w:lineRule="auto"/>
+              <w:jc w:val="center"/>
+              <w:rPr>
+                <w:rFonts w:ascii="Times New Roman" w:hAnsi="Times New Roman" w:cs="Times New Roman"/>
+                <w:sz w:val="28"/>
+                <w:szCs w:val="28"/>
+              </w:rPr>
+            </w:pPr>
+            <w:r>
+              <w:rPr>
+                <w:rFonts w:ascii="Times New Roman" w:hAnsi="Times New Roman" w:cs="Times New Roman"/>
+                <w:sz w:val="28"/>
+                <w:szCs w:val="28"/>
+              </w:rPr>
+              <w:t>соответствие</w:t>
+            </w:r>
+          </w:p>
+        </w:tc>
+      </w:tr>
+      <w:tr>
+        <w:tc>
+          <w:tcPr>
+            <w:tcW w:w="2189" w:type="dxa"/>
+          </w:tcPr>
+          <w:p>
+            <w:pPr>
+              <w:spacing w:line="360" w:lineRule="auto"/>
+              <w:jc w:val="center"/>
+              <w:rPr>
+                <w:rFonts w:ascii="Times New Roman" w:hAnsi="Times New Roman" w:cs="Times New Roman"/>
+                <w:sz w:val="28"/>
+                <w:szCs w:val="28"/>
+              </w:rPr>
+            </w:pPr>
+            <w:r>
+              <w:rPr>
+                <w:rFonts w:ascii="Times New Roman" w:hAnsi="Times New Roman" w:cs="Times New Roman"/>
+                <w:sz w:val="28"/>
+                <w:szCs w:val="28"/>
+              </w:rPr>
+              <w:t>4 2</w:t>
+            </w:r>
+          </w:p>
+        </w:tc>
+        <w:tc>
+          <w:tcPr>
+            <w:tcW w:w="2730" w:type="dxa"/>
+          </w:tcPr>
+          <w:p>
+            <w:pPr>
+              <w:spacing w:line="360" w:lineRule="auto"/>
+              <w:jc w:val="center"/>
+              <w:rPr>
+                <w:rFonts w:ascii="Times New Roman" w:hAnsi="Times New Roman" w:cs="Times New Roman"/>
+                <w:sz w:val="28"/>
+                <w:szCs w:val="28"/>
+              </w:rPr>
+            </w:pPr>
+            <w:r>
+              <w:rPr>
+                <w:rFonts w:ascii="Times New Roman" w:hAnsi="Times New Roman" w:cs="Times New Roman"/>
+                <w:sz w:val="28"/>
+                <w:szCs w:val="28"/>
+              </w:rPr>
+              <w:t>4 2</w:t>
+            </w:r>
+          </w:p>
+        </w:tc>
+        <w:tc>
+          <w:tcPr>
+            <w:tcW w:w="2651" w:type="dxa"/>
+          </w:tcPr>
+          <w:p>
+            <w:pPr>
+              <w:spacing w:line="360" w:lineRule="auto"/>
+              <w:jc w:val="center"/>
+              <w:rPr>
+                <w:rFonts w:ascii="Times New Roman" w:hAnsi="Times New Roman" w:cs="Times New Roman"/>
+                <w:sz w:val="28"/>
+                <w:szCs w:val="28"/>
+              </w:rPr>
+            </w:pPr>
+            <w:r>
+              <w:rPr>
+                <w:rFonts w:ascii="Times New Roman" w:hAnsi="Times New Roman" w:cs="Times New Roman"/>
+                <w:sz w:val="28"/>
+                <w:szCs w:val="28"/>
+              </w:rPr>
+              <w:t>4 2</w:t>
+            </w:r>
+          </w:p>
+        </w:tc>
+        <w:tc>
+          <w:tcPr>
+            <w:tcW w:w="1775" w:type="dxa"/>
+          </w:tcPr>
+          <w:p>
+            <w:pPr>
+              <w:spacing w:line="360" w:lineRule="auto"/>
+              <w:jc w:val="center"/>
+              <w:rPr>
+                <w:rFonts w:ascii="Times New Roman" w:hAnsi="Times New Roman" w:cs="Times New Roman"/>
+                <w:sz w:val="28"/>
+                <w:szCs w:val="28"/>
+              </w:rPr>
+            </w:pPr>
+            <w:r>
+              <w:rPr>
+                <w:rFonts w:ascii="Times New Roman" w:hAnsi="Times New Roman" w:cs="Times New Roman"/>
+                <w:sz w:val="28"/>
+                <w:szCs w:val="28"/>
+              </w:rPr>
+              <w:t>+</w:t>
+            </w:r>
+          </w:p>
+        </w:tc>
+      </w:tr>
+      <w:tr>
+        <w:tc>
+          <w:tcPr>
+            <w:tcW w:w="2189" w:type="dxa"/>
+          </w:tcPr>
+          <w:p>
+            <w:pPr>
+              <w:spacing w:line="360" w:lineRule="auto"/>
+              <w:jc w:val="center"/>
+              <w:rPr>
+                <w:rFonts w:ascii="Times New Roman" w:hAnsi="Times New Roman" w:cs="Times New Roman"/>
+                <w:sz w:val="28"/>
+                <w:szCs w:val="28"/>
+              </w:rPr>
+            </w:pPr>
+            <w:r>
+              <w:rPr>
+                <w:rFonts w:ascii="Times New Roman" w:hAnsi="Times New Roman" w:cs="Times New Roman"/>
+                <w:sz w:val="28"/>
+                <w:szCs w:val="28"/>
+              </w:rPr>
+              <w:t>2 4</w:t>
+            </w:r>
+          </w:p>
+        </w:tc>
+        <w:tc>
+          <w:tcPr>
+            <w:tcW w:w="2730" w:type="dxa"/>
+          </w:tcPr>
+          <w:p>
+            <w:pPr>
+              <w:spacing w:line="360" w:lineRule="auto"/>
+              <w:jc w:val="center"/>
+              <w:rPr>
+                <w:rFonts w:ascii="Times New Roman" w:hAnsi="Times New Roman" w:cs="Times New Roman"/>
+                <w:sz w:val="28"/>
+                <w:szCs w:val="28"/>
+              </w:rPr>
+            </w:pPr>
+            <w:r>
+              <w:rPr>
+                <w:rFonts w:ascii="Times New Roman" w:hAnsi="Times New Roman" w:cs="Times New Roman"/>
+                <w:sz w:val="28"/>
+                <w:szCs w:val="28"/>
+              </w:rPr>
+              <w:t>4 2</w:t>
+            </w:r>
+          </w:p>
+        </w:tc>
+        <w:tc>
+          <w:tcPr>
+            <w:tcW w:w="2651" w:type="dxa"/>
+          </w:tcPr>
+          <w:p>
+            <w:pPr>
+              <w:spacing w:line="360" w:lineRule="auto"/>
+              <w:jc w:val="center"/>
+              <w:rPr>
+                <w:rFonts w:ascii="Times New Roman" w:hAnsi="Times New Roman" w:cs="Times New Roman"/>
+                <w:sz w:val="28"/>
+                <w:szCs w:val="28"/>
+              </w:rPr>
+            </w:pPr>
+            <w:r>
+              <w:rPr>
+                <w:rFonts w:ascii="Times New Roman" w:hAnsi="Times New Roman" w:cs="Times New Roman"/>
+                <w:sz w:val="28"/>
+                <w:szCs w:val="28"/>
+              </w:rPr>
+              <w:t>4 2</w:t>
+            </w:r>
+          </w:p>
+        </w:tc>
+        <w:tc>
+          <w:tcPr>
+            <w:tcW w:w="1775" w:type="dxa"/>
+          </w:tcPr>
+          <w:p>
+            <w:pPr>
+              <w:spacing w:line="360" w:lineRule="auto"/>
+              <w:jc w:val="center"/>
+              <w:rPr>
+                <w:rFonts w:ascii="Times New Roman" w:hAnsi="Times New Roman" w:cs="Times New Roman"/>
+                <w:sz w:val="28"/>
+                <w:szCs w:val="28"/>
+              </w:rPr>
+            </w:pPr>
+            <w:r>
+              <w:rPr>
+                <w:rFonts w:ascii="Times New Roman" w:hAnsi="Times New Roman" w:cs="Times New Roman"/>
+                <w:sz w:val="28"/>
+                <w:szCs w:val="28"/>
+              </w:rPr>
+              <w:t>+</w:t>
+            </w:r>
+          </w:p>
+        </w:tc>
+      </w:tr>
+      <w:tr>
+        <w:tc>
+          <w:tcPr>
+            <w:tcW w:w="2189" w:type="dxa"/>
+          </w:tcPr>
+          <w:p>
+            <w:pPr>
+              <w:spacing w:line="360" w:lineRule="auto"/>
+              <w:jc w:val="center"/>
+              <w:rPr>
+                <w:rFonts w:ascii="Times New Roman" w:hAnsi="Times New Roman" w:cs="Times New Roman"/>
+                <w:sz w:val="28"/>
+                <w:szCs w:val="28"/>
+              </w:rPr>
+            </w:pPr>
+            <w:r>
+              <w:rPr>
+                <w:rFonts w:ascii="Times New Roman" w:hAnsi="Times New Roman" w:cs="Times New Roman"/>
+                <w:sz w:val="28"/>
+                <w:szCs w:val="28"/>
+              </w:rPr>
+              <w:t>-5 100</w:t>
+            </w:r>
+          </w:p>
+        </w:tc>
+        <w:tc>
+          <w:tcPr>
+            <w:tcW w:w="2730" w:type="dxa"/>
+          </w:tcPr>
+          <w:p>
+            <w:pPr>
+              <w:spacing w:line="360" w:lineRule="auto"/>
+              <w:jc w:val="center"/>
+              <w:rPr>
+                <w:rFonts w:ascii="Times New Roman" w:hAnsi="Times New Roman" w:cs="Times New Roman"/>
+                <w:sz w:val="28"/>
+                <w:szCs w:val="28"/>
+              </w:rPr>
+            </w:pPr>
+            <w:r>
+              <w:rPr>
+                <w:rFonts w:ascii="Times New Roman" w:hAnsi="Times New Roman" w:cs="Times New Roman"/>
+                <w:sz w:val="28"/>
+                <w:szCs w:val="28"/>
+              </w:rPr>
+              <w:t>100 -5</w:t>
+            </w:r>
+          </w:p>
+        </w:tc>
+        <w:tc>
+          <w:tcPr>
+            <w:tcW w:w="2651" w:type="dxa"/>
+          </w:tcPr>
+          <w:p>
+            <w:pPr>
+              <w:spacing w:line="360" w:lineRule="auto"/>
+              <w:jc w:val="center"/>
+              <w:rPr>
+                <w:rFonts w:ascii="Times New Roman" w:hAnsi="Times New Roman" w:cs="Times New Roman"/>
+                <w:sz w:val="28"/>
+                <w:szCs w:val="28"/>
+              </w:rPr>
+            </w:pPr>
+            <w:r>
+              <w:rPr>
+                <w:rFonts w:ascii="Times New Roman" w:hAnsi="Times New Roman" w:cs="Times New Roman"/>
+                <w:sz w:val="28"/>
+                <w:szCs w:val="28"/>
+              </w:rPr>
+              <w:t>100 -5</w:t>
+            </w:r>
+          </w:p>
+        </w:tc>
+        <w:tc>
+          <w:tcPr>
+            <w:tcW w:w="1775" w:type="dxa"/>
+          </w:tcPr>
+          <w:p>
+            <w:pPr>
+              <w:spacing w:line="360" w:lineRule="auto"/>
+              <w:jc w:val="center"/>
+              <w:rPr>
+                <w:rFonts w:ascii="Times New Roman" w:hAnsi="Times New Roman" w:cs="Times New Roman"/>
+                <w:sz w:val="28"/>
+                <w:szCs w:val="28"/>
+              </w:rPr>
+            </w:pPr>
+            <w:r>
+              <w:rPr>
+                <w:rFonts w:ascii="Times New Roman" w:hAnsi="Times New Roman" w:cs="Times New Roman"/>
+                <w:sz w:val="28"/>
+                <w:szCs w:val="28"/>
+              </w:rPr>
+              <w:t>+</w:t>
+            </w:r>
+          </w:p>
+        </w:tc>
+      </w:tr>
+      <w:tr>
+        <w:tc>
+          <w:tcPr>
+            <w:tcW w:w="2189" w:type="dxa"/>
+          </w:tcPr>
+          <w:p>
+            <w:pPr>
+              <w:spacing w:line="360" w:lineRule="auto"/>
+              <w:jc w:val="center"/>
+              <w:rPr>
+                <w:rFonts w:ascii="Times New Roman" w:hAnsi="Times New Roman" w:cs="Times New Roman"/>
+                <w:sz w:val="28"/>
+                <w:szCs w:val="28"/>
+              </w:rPr>
+            </w:pPr>
+            <w:r>
+              <w:rPr>
+                <w:rFonts w:ascii="Times New Roman" w:hAnsi="Times New Roman" w:cs="Times New Roman"/>
+                <w:sz w:val="28"/>
+                <w:szCs w:val="28"/>
+              </w:rPr>
+              <w:t>0 4</w:t>
+            </w:r>
+          </w:p>
+        </w:tc>
+        <w:tc>
+          <w:tcPr>
+            <w:tcW w:w="2730" w:type="dxa"/>
+          </w:tcPr>
+          <w:p>
+            <w:pPr>
+              <w:spacing w:line="360" w:lineRule="auto"/>
+              <w:jc w:val="center"/>
+              <w:rPr>
+                <w:rFonts w:ascii="Times New Roman" w:hAnsi="Times New Roman" w:cs="Times New Roman"/>
+                <w:sz w:val="28"/>
+                <w:szCs w:val="28"/>
+              </w:rPr>
+            </w:pPr>
+            <w:r>
+              <w:rPr>
+                <w:rFonts w:ascii="Times New Roman" w:hAnsi="Times New Roman" w:cs="Times New Roman"/>
+                <w:sz w:val="28"/>
+                <w:szCs w:val="28"/>
+              </w:rPr>
+              <w:t>4 0</w:t>
+            </w:r>
+          </w:p>
+        </w:tc>
+        <w:tc>
+          <w:tcPr>
+            <w:tcW w:w="2651" w:type="dxa"/>
+          </w:tcPr>
+          <w:p>
+            <w:pPr>
+              <w:spacing w:line="360" w:lineRule="auto"/>
+              <w:jc w:val="center"/>
+              <w:rPr>
+                <w:rFonts w:ascii="Times New Roman" w:hAnsi="Times New Roman" w:cs="Times New Roman"/>
+                <w:sz w:val="28"/>
+                <w:szCs w:val="28"/>
+              </w:rPr>
+            </w:pPr>
+            <w:r>
+              <w:rPr>
+                <w:rFonts w:ascii="Times New Roman" w:hAnsi="Times New Roman" w:cs="Times New Roman"/>
+                <w:sz w:val="28"/>
+                <w:szCs w:val="28"/>
+              </w:rPr>
+              <w:t>4 0</w:t>
+            </w:r>
+          </w:p>
+        </w:tc>
+        <w:tc>
+          <w:tcPr>
+            <w:tcW w:w="1775" w:type="dxa"/>
+          </w:tcPr>
+          <w:p>
+            <w:pPr>
+              <w:spacing w:line="360" w:lineRule="auto"/>
+              <w:jc w:val="center"/>
+              <w:rPr>
+                <w:rFonts w:ascii="Times New Roman" w:hAnsi="Times New Roman" w:cs="Times New Roman"/>
+                <w:sz w:val="28"/>
+                <w:szCs w:val="28"/>
+              </w:rPr>
+            </w:pPr>
+            <w:r>
+              <w:rPr>
+                <w:rFonts w:ascii="Times New Roman" w:hAnsi="Times New Roman" w:cs="Times New Roman"/>
+                <w:sz w:val="28"/>
+                <w:szCs w:val="28"/>
+              </w:rPr>
+              <w:t>+</w:t>
+            </w:r>
+          </w:p>
+        </w:tc>
+      </w:tr>
+      <w:tr>
+        <w:tc>
+          <w:tcPr>
+            <w:tcW w:w="2189" w:type="dxa"/>
+          </w:tcPr>
+          <w:p>
+            <w:pPr>
+              <w:spacing w:line="360" w:lineRule="auto"/>
+              <w:jc w:val="center"/>
+              <w:rPr>
+                <w:rFonts w:ascii="Times New Roman" w:hAnsi="Times New Roman" w:cs="Times New Roman"/>
+                <w:sz w:val="28"/>
+                <w:szCs w:val="28"/>
+              </w:rPr>
+            </w:pPr>
+            <w:r>
+              <w:rPr>
+                <w:rFonts w:ascii="Times New Roman" w:hAnsi="Times New Roman" w:cs="Times New Roman"/>
+                <w:sz w:val="28"/>
+                <w:szCs w:val="28"/>
+              </w:rPr>
+              <w:t>1 0</w:t>
+            </w:r>
+          </w:p>
+        </w:tc>
+        <w:tc>
+          <w:tcPr>
+            <w:tcW w:w="2730" w:type="dxa"/>
+          </w:tcPr>
+          <w:p>
+            <w:pPr>
+              <w:spacing w:line="360" w:lineRule="auto"/>
+              <w:jc w:val="center"/>
+              <w:rPr>
+                <w:rFonts w:ascii="Times New Roman" w:hAnsi="Times New Roman" w:cs="Times New Roman"/>
+                <w:sz w:val="28"/>
+                <w:szCs w:val="28"/>
+              </w:rPr>
+            </w:pPr>
+            <w:r>
+              <w:rPr>
+                <w:rFonts w:ascii="Times New Roman" w:hAnsi="Times New Roman" w:cs="Times New Roman"/>
+                <w:sz w:val="28"/>
+                <w:szCs w:val="28"/>
+              </w:rPr>
+              <w:t>1 0</w:t>
+            </w:r>
+          </w:p>
+        </w:tc>
+        <w:tc>
+          <w:tcPr>
+            <w:tcW w:w="2651" w:type="dxa"/>
+          </w:tcPr>
+          <w:p>
+            <w:pPr>
+              <w:spacing w:line="360" w:lineRule="auto"/>
+              <w:jc w:val="center"/>
+              <w:rPr>
+                <w:rFonts w:ascii="Times New Roman" w:hAnsi="Times New Roman" w:cs="Times New Roman"/>
+                <w:sz w:val="28"/>
+                <w:szCs w:val="28"/>
+              </w:rPr>
+            </w:pPr>
+            <w:r>
+              <w:rPr>
+                <w:rFonts w:ascii="Times New Roman" w:hAnsi="Times New Roman" w:cs="Times New Roman"/>
+                <w:sz w:val="28"/>
+                <w:szCs w:val="28"/>
+              </w:rPr>
+              <w:t>1 0</w:t>
+            </w:r>
+          </w:p>
+        </w:tc>
+        <w:tc>
+          <w:tcPr>
+            <w:tcW w:w="1775" w:type="dxa"/>
+          </w:tcPr>
+          <w:p>
+            <w:pPr>
+              <w:spacing w:line="360" w:lineRule="auto"/>
+              <w:jc w:val="center"/>
+              <w:rPr>
+                <w:rFonts w:ascii="Times New Roman" w:hAnsi="Times New Roman" w:cs="Times New Roman"/>
+                <w:sz w:val="28"/>
+                <w:szCs w:val="28"/>
+              </w:rPr>
+            </w:pPr>
+            <w:r>
+              <w:rPr>
+                <w:rFonts w:ascii="Times New Roman" w:hAnsi="Times New Roman" w:cs="Times New Roman"/>
+                <w:sz w:val="28"/>
+                <w:szCs w:val="28"/>
+              </w:rPr>
+              <w:t>+</w:t>
+            </w:r>
+          </w:p>
+        </w:tc>
+      </w:tr>
+    </w:tbl>
+    <w:p>
+      <w:pPr>
+        <w:spacing w:after="0" w:line="240" w:lineRule="auto"/>
+        <w:jc w:val="center"/>
+        <w:rPr>
+          <w:rFonts w:ascii="Times New Roman" w:hAnsi="Times New Roman" w:cs="Times New Roman"/>
+        </w:rPr>
+      </w:pPr>
+    </w:p>
+    <w:p>
+      <w:pPr>
+        <w:spacing w:after="0" w:line="240" w:lineRule="auto"/>
+        <w:jc w:val="center"/>
+        <w:rPr>
+          <w:rFonts w:ascii="Times New Roman" w:hAnsi="Times New Roman" w:cs="Times New Roman"/>
+        </w:rPr>
+      </w:pPr>
+    </w:p>
+    <w:p>
+      <w:pPr>
+        <w:spacing w:after="0" w:line="240" w:lineRule="auto"/>
+        <w:jc w:val="center"/>
+        <w:rPr>
+          <w:rFonts w:ascii="Times New Roman" w:hAnsi="Times New Roman" w:cs="Times New Roman"/>
+        </w:rPr>
+      </w:pPr>
+      <w:r>
+        <w:rPr>
+          <w:noProof/>
+          <w:lang w:eastAsia="ru-RU"/>
+        </w:rPr>
+        <w:lastRenderedPageBreak/>
+        <w:drawing>
+          <wp:inline distT="0" distB="0" distL="0" distR="0" wp14:anchorId="097EDE77" wp14:editId="4A2B8B7A">
+            <wp:extent cx="5940425" cy="2097405"/>
+            <wp:effectExtent l="0" t="0" r="3175" b="0"/>
+            <wp:docPr id="10" name="Рисунок 10"/>
+            <wp:cNvGraphicFramePr>
+              <a:graphicFrameLocks xmlns:a="http://schemas.openxmlformats.org/drawingml/2006/main" noChangeAspect="1"/>
+            </wp:cNvGraphicFramePr>
+            <a:graphic xmlns:a="http://schemas.openxmlformats.org/drawingml/2006/main">
+              <a:graphicData uri="http://schemas.openxmlformats.org/drawingml/2006/picture">
+                <pic:pic xmlns:pic="http://schemas.openxmlformats.org/drawingml/2006/picture">
+                  <pic:nvPicPr>
+                    <pic:cNvPr id="1" name=""/>
+                    <pic:cNvPicPr/>
+                  </pic:nvPicPr>
+                  <pic:blipFill>
+                    <a:blip r:embed="rId13"/>
+                    <a:stretch>
+                      <a:fillRect/>
+                    </a:stretch>
+                  </pic:blipFill>
+                  <pic:spPr>
+                    <a:xfrm>
+                      <a:off x="0" y="0"/>
+                      <a:ext cx="5940425" cy="2097405"/>
+                    </a:xfrm>
+                    <a:prstGeom prst="rect">
+                      <a:avLst/>
+                    </a:prstGeom>
+                  </pic:spPr>
+                </pic:pic>
+              </a:graphicData>
+            </a:graphic>
+          </wp:inline>
+        </w:drawing>
+      </w:r>
+    </w:p>
+    <w:p>
+      <w:pPr>
+        <w:spacing w:after="0" w:line="240" w:lineRule="auto"/>
+        <w:jc w:val="center"/>
+        <w:rPr>
+          <w:rFonts w:ascii="Times New Roman" w:hAnsi="Times New Roman" w:cs="Times New Roman"/>
+        </w:rPr>
+      </w:pPr>
+      <w:r>
+        <w:rPr>
+          <w:rFonts w:ascii="Times New Roman" w:hAnsi="Times New Roman" w:cs="Times New Roman"/>
+        </w:rPr>
+        <w:t>Рисунок 10 – результат теста 6</w:t>
+      </w:r>
+    </w:p>
+    <w:p>
+      <w:pPr>
+        <w:spacing w:after="0" w:line="240" w:lineRule="auto"/>
+        <w:jc w:val="center"/>
+        <w:rPr>
+          <w:rFonts w:ascii="Times New Roman" w:hAnsi="Times New Roman" w:cs="Times New Roman"/>
+        </w:rPr>
+      </w:pPr>
+    </w:p>
+    <w:p>
+      <w:pPr>
+        <w:spacing w:after="0" w:line="240" w:lineRule="auto"/>
+        <w:jc w:val="center"/>
+        <w:rPr>
+          <w:rFonts w:ascii="Times New Roman" w:hAnsi="Times New Roman" w:cs="Times New Roman"/>
+        </w:rPr>
+      </w:pPr>
+      <w:r>
+        <w:rPr>
+          <w:noProof/>
+          <w:lang w:eastAsia="ru-RU"/>
+        </w:rPr>
+        <w:drawing>
+          <wp:inline distT="0" distB="0" distL="0" distR="0" wp14:anchorId="33C289F3" wp14:editId="28D117EE">
+            <wp:extent cx="5905500" cy="1895475"/>
+            <wp:effectExtent l="0" t="0" r="0" b="9525"/>
+            <wp:docPr id="11" name="Рисунок 11"/>
+            <wp:cNvGraphicFramePr>
+              <a:graphicFrameLocks xmlns:a="http://schemas.openxmlformats.org/drawingml/2006/main" noChangeAspect="1"/>
+            </wp:cNvGraphicFramePr>
+            <a:graphic xmlns:a="http://schemas.openxmlformats.org/drawingml/2006/main">
+              <a:graphicData uri="http://schemas.openxmlformats.org/drawingml/2006/picture">
+                <pic:pic xmlns:pic="http://schemas.openxmlformats.org/drawingml/2006/picture">
+                  <pic:nvPicPr>
+                    <pic:cNvPr id="1" name=""/>
+                    <pic:cNvPicPr/>
+                  </pic:nvPicPr>
+                  <pic:blipFill>
+                    <a:blip r:embed="rId14"/>
+                    <a:stretch>
+                      <a:fillRect/>
+                    </a:stretch>
+                  </pic:blipFill>
+                  <pic:spPr>
+                    <a:xfrm>
+                      <a:off x="0" y="0"/>
+                      <a:ext cx="5905500" cy="1895475"/>
+                    </a:xfrm>
+                    <a:prstGeom prst="rect">
+                      <a:avLst/>
+                    </a:prstGeom>
+                  </pic:spPr>
+                </pic:pic>
+              </a:graphicData>
+            </a:graphic>
+          </wp:inline>
+        </w:drawing>
+      </w:r>
+    </w:p>
+    <w:p>
+      <w:pPr>
+        <w:spacing w:after="0" w:line="240" w:lineRule="auto"/>
+        <w:jc w:val="center"/>
+        <w:rPr>
+          <w:rFonts w:ascii="Times New Roman" w:hAnsi="Times New Roman" w:cs="Times New Roman"/>
+        </w:rPr>
+      </w:pPr>
+      <w:r>
+        <w:rPr>
+          <w:rFonts w:ascii="Times New Roman" w:hAnsi="Times New Roman" w:cs="Times New Roman"/>
+        </w:rPr>
+        <w:t>Рисунок 11 – Результат теста 7</w:t>
+      </w:r>
+    </w:p>
+    <w:p>
+      <w:pPr>
+        <w:spacing w:after="0" w:line="240" w:lineRule="auto"/>
+        <w:jc w:val="center"/>
+        <w:rPr>
+          <w:rFonts w:ascii="Times New Roman" w:hAnsi="Times New Roman" w:cs="Times New Roman"/>
+        </w:rPr>
+      </w:pPr>
+    </w:p>
+    <w:p>
+      <w:pPr>
+        <w:spacing w:after="0" w:line="240" w:lineRule="auto"/>
+        <w:jc w:val="center"/>
+        <w:rPr>
+          <w:rFonts w:ascii="Times New Roman" w:hAnsi="Times New Roman" w:cs="Times New Roman"/>
+        </w:rPr>
+      </w:pPr>
+      <w:r>
+        <w:rPr>
+          <w:noProof/>
+          <w:lang w:eastAsia="ru-RU"/>
+        </w:rPr>
+        <w:drawing>
+          <wp:inline distT="0" distB="0" distL="0" distR="0" wp14:anchorId="633199C4" wp14:editId="1BDB17BC">
+            <wp:extent cx="5915025" cy="1924050"/>
+            <wp:effectExtent l="0" t="0" r="9525" b="0"/>
+            <wp:docPr id="12" name="Рисунок 12"/>
+            <wp:cNvGraphicFramePr>
+              <a:graphicFrameLocks xmlns:a="http://schemas.openxmlformats.org/drawingml/2006/main" noChangeAspect="1"/>
+            </wp:cNvGraphicFramePr>
+            <a:graphic xmlns:a="http://schemas.openxmlformats.org/drawingml/2006/main">
+              <a:graphicData uri="http://schemas.openxmlformats.org/drawingml/2006/picture">
+                <pic:pic xmlns:pic="http://schemas.openxmlformats.org/drawingml/2006/picture">
+                  <pic:nvPicPr>
+                    <pic:cNvPr id="1" name=""/>
+                    <pic:cNvPicPr/>
+                  </pic:nvPicPr>
+                  <pic:blipFill>
+                    <a:blip r:embed="rId15"/>
+                    <a:stretch>
+                      <a:fillRect/>
+                    </a:stretch>
+                  </pic:blipFill>
+                  <pic:spPr>
+                    <a:xfrm>
+                      <a:off x="0" y="0"/>
+                      <a:ext cx="5915025" cy="1924050"/>
+                    </a:xfrm>
+                    <a:prstGeom prst="rect">
+                      <a:avLst/>
+                    </a:prstGeom>
+                  </pic:spPr>
+                </pic:pic>
+              </a:graphicData>
+            </a:graphic>
+          </wp:inline>
+        </w:drawing>
+      </w:r>
+    </w:p>
+    <w:p>
+      <w:pPr>
+        <w:spacing w:after="0" w:line="240" w:lineRule="auto"/>
+        <w:jc w:val="center"/>
+        <w:rPr>
+          <w:rFonts w:ascii="Times New Roman" w:hAnsi="Times New Roman" w:cs="Times New Roman"/>
+        </w:rPr>
+      </w:pPr>
+      <w:r>
+        <w:rPr>
+          <w:rFonts w:ascii="Times New Roman" w:hAnsi="Times New Roman" w:cs="Times New Roman"/>
+        </w:rPr>
+        <w:t>Рисунок 12 – Результат теста 8</w:t>
+      </w:r>
+    </w:p>
+    <w:p>
+      <w:pPr>
+        <w:spacing w:after="0" w:line="240" w:lineRule="auto"/>
+        <w:jc w:val="center"/>
+        <w:rPr>
+          <w:rFonts w:ascii="Times New Roman" w:hAnsi="Times New Roman" w:cs="Times New Roman"/>
+        </w:rPr>
+      </w:pPr>
+    </w:p>
+    <w:p>
+      <w:pPr>
+        <w:spacing w:after="0" w:line="240" w:lineRule="auto"/>
+        <w:jc w:val="center"/>
+        <w:rPr>
+          <w:rFonts w:ascii="Times New Roman" w:hAnsi="Times New Roman" w:cs="Times New Roman"/>
+        </w:rPr>
+      </w:pPr>
+      <w:r>
+        <w:rPr>
+          <w:noProof/>
+          <w:lang w:eastAsia="ru-RU"/>
+        </w:rPr>
+        <w:drawing>
+          <wp:inline distT="0" distB="0" distL="0" distR="0" wp14:anchorId="2E3A457F" wp14:editId="5E581875">
+            <wp:extent cx="5781675" cy="1762125"/>
+            <wp:effectExtent l="0" t="0" r="9525" b="9525"/>
+            <wp:docPr id="13" name="Рисунок 13"/>
+            <wp:cNvGraphicFramePr>
+              <a:graphicFrameLocks xmlns:a="http://schemas.openxmlformats.org/drawingml/2006/main" noChangeAspect="1"/>
+            </wp:cNvGraphicFramePr>
+            <a:graphic xmlns:a="http://schemas.openxmlformats.org/drawingml/2006/main">
+              <a:graphicData uri="http://schemas.openxmlformats.org/drawingml/2006/picture">
+                <pic:pic xmlns:pic="http://schemas.openxmlformats.org/drawingml/2006/picture">
+                  <pic:nvPicPr>
+                    <pic:cNvPr id="1" name=""/>
+                    <pic:cNvPicPr/>
+                  </pic:nvPicPr>
+                  <pic:blipFill>
+                    <a:blip r:embed="rId16"/>
+                    <a:stretch>
+                      <a:fillRect/>
+                    </a:stretch>
+                  </pic:blipFill>
+                  <pic:spPr>
+                    <a:xfrm>
+                      <a:off x="0" y="0"/>
+                      <a:ext cx="5781675" cy="1762125"/>
+                    </a:xfrm>
+                    <a:prstGeom prst="rect">
+                      <a:avLst/>
+                    </a:prstGeom>
+                  </pic:spPr>
+                </pic:pic>
+              </a:graphicData>
+            </a:graphic>
+          </wp:inline>
+        </w:drawing>
+      </w:r>
+    </w:p>
+    <w:p>
+      <w:pPr>
+        <w:spacing w:after="0" w:line="240" w:lineRule="auto"/>
+        <w:jc w:val="center"/>
+        <w:rPr>
+          <w:rFonts w:ascii="Times New Roman" w:hAnsi="Times New Roman" w:cs="Times New Roman"/>
+        </w:rPr>
+      </w:pPr>
+      <w:r>
+        <w:rPr>
+          <w:rFonts w:ascii="Times New Roman" w:hAnsi="Times New Roman" w:cs="Times New Roman"/>
+        </w:rPr>
+        <w:t>Рисунок 13 – Результат теста 9</w:t>
+      </w:r>
+    </w:p>
+    <w:p>
+      <w:pPr>
+        <w:spacing w:after="0" w:line="240" w:lineRule="auto"/>
+        <w:jc w:val="center"/>
+        <w:rPr>
+          <w:rFonts w:ascii="Times New Roman" w:hAnsi="Times New Roman" w:cs="Times New Roman"/>
+        </w:rPr>
+      </w:pPr>
+    </w:p>
+    <w:p>
+      <w:pPr>
+        <w:spacing w:after="0" w:line="240" w:lineRule="auto"/>
+        <w:jc w:val="center"/>
+        <w:rPr>
+          <w:rFonts w:ascii="Times New Roman" w:hAnsi="Times New Roman" w:cs="Times New Roman"/>
+        </w:rPr>
+      </w:pPr>
+      <w:r>
+        <w:rPr>
+          <w:noProof/>
+          <w:lang w:eastAsia="ru-RU"/>
+        </w:rPr>
+        <w:lastRenderedPageBreak/>
+        <w:drawing>
+          <wp:inline distT="0" distB="0" distL="0" distR="0" wp14:anchorId="36848ACE" wp14:editId="12E98BF1">
+            <wp:extent cx="5810250" cy="1847850"/>
+            <wp:effectExtent l="0" t="0" r="0" b="0"/>
+            <wp:docPr id="14" name="Рисунок 14"/>
+            <wp:cNvGraphicFramePr>
+              <a:graphicFrameLocks xmlns:a="http://schemas.openxmlformats.org/drawingml/2006/main" noChangeAspect="1"/>
+            </wp:cNvGraphicFramePr>
+            <a:graphic xmlns:a="http://schemas.openxmlformats.org/drawingml/2006/main">
+              <a:graphicData uri="http://schemas.openxmlformats.org/drawingml/2006/picture">
+                <pic:pic xmlns:pic="http://schemas.openxmlformats.org/drawingml/2006/picture">
+                  <pic:nvPicPr>
+                    <pic:cNvPr id="1" name=""/>
+                    <pic:cNvPicPr/>
+                  </pic:nvPicPr>
+                  <pic:blipFill>
+                    <a:blip r:embed="rId17"/>
+                    <a:stretch>
+                      <a:fillRect/>
+                    </a:stretch>
+                  </pic:blipFill>
+                  <pic:spPr>
+                    <a:xfrm>
+                      <a:off x="0" y="0"/>
+                      <a:ext cx="5810250" cy="1847850"/>
+                    </a:xfrm>
+                    <a:prstGeom prst="rect">
+                      <a:avLst/>
+                    </a:prstGeom>
+                  </pic:spPr>
+                </pic:pic>
+              </a:graphicData>
+            </a:graphic>
+          </wp:inline>
+        </w:drawing>
+      </w:r>
+    </w:p>
+    <w:p>
+      <w:pPr>
+        <w:spacing w:after="0" w:line="240" w:lineRule="auto"/>
+        <w:jc w:val="center"/>
+        <w:rPr>
+          <w:rFonts w:ascii="Times New Roman" w:hAnsi="Times New Roman" w:cs="Times New Roman"/>
+        </w:rPr>
+      </w:pPr>
+      <w:r>
+        <w:rPr>
+          <w:rFonts w:ascii="Times New Roman" w:hAnsi="Times New Roman" w:cs="Times New Roman"/>
+        </w:rPr>
+        <w:t>Рисунок 14 – Результат теста 10</w:t>
+      </w:r>
+      <w:bookmarkStart w:id="0" w:name="_GoBack"/>
+      <w:bookmarkEnd w:id="0"/>
+    </w:p>
     <w:sectPr>
       <w:pgSz w:w="11906" w:h="16838"/>
       <w:pgMar w:top="1134" w:right="850" w:bottom="1134" w:left="1701" w:header="708" w:footer="708" w:gutter="0"/>
@@ -1372,7 +3698,7 @@
   <w:style w:type="paragraph" w:default="1" w:styleId="a">
     <w:name w:val="Normal"/>
     <w:qFormat/>
-    <w:rsid w:val="00E07D87"/>
+    <w:rsid w:val="00A50043"/>
     <w:pPr>
       <w:spacing w:line="256" w:lineRule="auto"/>
     </w:pPr>
@@ -1430,6 +3756,25 @@
       <w:b/>
       <w:bCs/>
     </w:rPr>
+  </w:style>
+  <w:style w:type="table" w:styleId="a4">
+    <w:name w:val="Table Grid"/>
+    <w:basedOn w:val="a1"/>
+    <w:uiPriority w:val="39"/>
+    <w:rsid w:val="0040041B"/>
+    <w:pPr>
+      <w:spacing w:after="0" w:line="240" w:lineRule="auto"/>
+    </w:pPr>
+    <w:tblPr>
+      <w:tblBorders>
+        <w:top w:val="single" w:sz="4" w:space="0" w:color="auto"/>
+        <w:left w:val="single" w:sz="4" w:space="0" w:color="auto"/>
+        <w:bottom w:val="single" w:sz="4" w:space="0" w:color="auto"/>
+        <w:right w:val="single" w:sz="4" w:space="0" w:color="auto"/>
+        <w:insideH w:val="single" w:sz="4" w:space="0" w:color="auto"/>
+        <w:insideV w:val="single" w:sz="4" w:space="0" w:color="auto"/>
+      </w:tblBorders>
+    </w:tblPr>
   </w:style>
 </w:styles>
 </file>
